--- a/docs/Phase B/Interactive_Mathematical_Proof_Verification_System_Book.docx
+++ b/docs/Phase B/Interactive_Mathematical_Proof_Verification_System_Book.docx
@@ -269,6 +269,44 @@
     </w:p>
     <w:p>
       <w:pPr>
+        <w:jc w:val="center"/>
+        <w:rPr>
+          <w:rtl/>
+          <w:lang w:bidi="ar-SA"/>
+        </w:rPr>
+      </w:pPr>
+      <w:r>
+        <w:rPr>
+          <w:rFonts w:asciiTheme="majorBidi" w:hAnsiTheme="majorBidi" w:cstheme="majorBidi"/>
+          <w:sz w:val="24"/>
+          <w:szCs w:val="24"/>
+        </w:rPr>
+        <w:t xml:space="preserve">GitHub Repository: </w:t>
+      </w:r>
+      <w:hyperlink r:id="rId9" w:history="1">
+        <w:r>
+          <w:rPr>
+            <w:rStyle w:val="Hyperlink"/>
+            <w:color w:val="auto"/>
+            <w:lang w:bidi="ar-SA"/>
+          </w:rPr>
+          <w:t>https://github.com/daniarmag/ProofVerifier</w:t>
+        </w:r>
+      </w:hyperlink>
+    </w:p>
+    <w:p>
+      <w:pPr>
+        <w:spacing w:line="360" w:lineRule="auto"/>
+        <w:rPr>
+          <w:rFonts w:asciiTheme="majorBidi" w:hAnsiTheme="majorBidi" w:cstheme="majorBidi"/>
+          <w:sz w:val="24"/>
+          <w:szCs w:val="24"/>
+          <w:lang w:bidi="ar-SA"/>
+        </w:rPr>
+      </w:pPr>
+    </w:p>
+    <w:p>
+      <w:pPr>
         <w:spacing w:line="360" w:lineRule="auto"/>
         <w:jc w:val="center"/>
         <w:rPr>
@@ -347,7 +385,6 @@
     <w:p>
       <w:pPr>
         <w:spacing w:line="360" w:lineRule="auto"/>
-        <w:jc w:val="center"/>
         <w:rPr>
           <w:rFonts w:asciiTheme="majorBidi" w:hAnsiTheme="majorBidi" w:cstheme="majorBidi"/>
           <w:sz w:val="24"/>
@@ -358,29 +395,6 @@
     <w:p>
       <w:pPr>
         <w:spacing w:line="360" w:lineRule="auto"/>
-        <w:jc w:val="center"/>
-        <w:rPr>
-          <w:rFonts w:asciiTheme="majorBidi" w:hAnsiTheme="majorBidi" w:cstheme="majorBidi"/>
-          <w:sz w:val="24"/>
-          <w:szCs w:val="24"/>
-        </w:rPr>
-      </w:pPr>
-    </w:p>
-    <w:p>
-      <w:pPr>
-        <w:spacing w:line="360" w:lineRule="auto"/>
-        <w:jc w:val="center"/>
-        <w:rPr>
-          <w:rFonts w:asciiTheme="majorBidi" w:hAnsiTheme="majorBidi" w:cstheme="majorBidi"/>
-          <w:sz w:val="24"/>
-          <w:szCs w:val="24"/>
-        </w:rPr>
-      </w:pPr>
-    </w:p>
-    <w:p>
-      <w:pPr>
-        <w:spacing w:line="360" w:lineRule="auto"/>
-        <w:jc w:val="center"/>
         <w:rPr>
           <w:rFonts w:asciiTheme="majorBidi" w:hAnsiTheme="majorBidi" w:cstheme="majorBidi"/>
           <w:sz w:val="24"/>
@@ -494,7 +508,7 @@
             </w:rPr>
             <w:fldChar w:fldCharType="separate"/>
           </w:r>
-          <w:hyperlink w:anchor="_Toc189343480" w:history="1">
+          <w:hyperlink w:anchor="_Toc189502061" w:history="1">
             <w:r>
               <w:rPr>
                 <w:rStyle w:val="Hyperlink"/>
@@ -525,7 +539,7 @@
                 <w:noProof/>
                 <w:webHidden/>
               </w:rPr>
-              <w:instrText xml:space="preserve"> PAGEREF _Toc189343480 \h </w:instrText>
+              <w:instrText xml:space="preserve"> PAGEREF _Toc189502061 \h </w:instrText>
             </w:r>
             <w:r>
               <w:rPr>
@@ -565,7 +579,7 @@
               <w:lang w:val="en-IL" w:eastAsia="en-IL"/>
             </w:rPr>
           </w:pPr>
-          <w:hyperlink w:anchor="_Toc189343481" w:history="1">
+          <w:hyperlink w:anchor="_Toc189502062" w:history="1">
             <w:r>
               <w:rPr>
                 <w:rStyle w:val="Hyperlink"/>
@@ -596,7 +610,7 @@
                 <w:noProof/>
                 <w:webHidden/>
               </w:rPr>
-              <w:instrText xml:space="preserve"> PAGEREF _Toc189343481 \h </w:instrText>
+              <w:instrText xml:space="preserve"> PAGEREF _Toc189502062 \h </w:instrText>
             </w:r>
             <w:r>
               <w:rPr>
@@ -639,7 +653,7 @@
               <w:lang w:val="en-IL" w:eastAsia="en-IL"/>
             </w:rPr>
           </w:pPr>
-          <w:hyperlink w:anchor="_Toc189343482" w:history="1">
+          <w:hyperlink w:anchor="_Toc189502063" w:history="1">
             <w:r>
               <w:rPr>
                 <w:rStyle w:val="Hyperlink"/>
@@ -667,7 +681,7 @@
                 <w:noProof/>
                 <w:webHidden/>
               </w:rPr>
-              <w:instrText xml:space="preserve"> PAGEREF _Toc189343482 \h </w:instrText>
+              <w:instrText xml:space="preserve"> PAGEREF _Toc189502063 \h </w:instrText>
             </w:r>
             <w:r>
               <w:rPr>
@@ -710,7 +724,7 @@
               <w:lang w:val="en-IL" w:eastAsia="en-IL"/>
             </w:rPr>
           </w:pPr>
-          <w:hyperlink w:anchor="_Toc189343483" w:history="1">
+          <w:hyperlink w:anchor="_Toc189502064" w:history="1">
             <w:r>
               <w:rPr>
                 <w:rStyle w:val="Hyperlink"/>
@@ -738,7 +752,7 @@
                 <w:noProof/>
                 <w:webHidden/>
               </w:rPr>
-              <w:instrText xml:space="preserve"> PAGEREF _Toc189343483 \h </w:instrText>
+              <w:instrText xml:space="preserve"> PAGEREF _Toc189502064 \h </w:instrText>
             </w:r>
             <w:r>
               <w:rPr>
@@ -781,7 +795,7 @@
               <w:lang w:val="en-IL" w:eastAsia="en-IL"/>
             </w:rPr>
           </w:pPr>
-          <w:hyperlink w:anchor="_Toc189343484" w:history="1">
+          <w:hyperlink w:anchor="_Toc189502065" w:history="1">
             <w:r>
               <w:rPr>
                 <w:rStyle w:val="Hyperlink"/>
@@ -809,7 +823,7 @@
                 <w:noProof/>
                 <w:webHidden/>
               </w:rPr>
-              <w:instrText xml:space="preserve"> PAGEREF _Toc189343484 \h </w:instrText>
+              <w:instrText xml:space="preserve"> PAGEREF _Toc189502065 \h </w:instrText>
             </w:r>
             <w:r>
               <w:rPr>
@@ -852,14 +866,30 @@
               <w:lang w:val="en-IL" w:eastAsia="en-IL"/>
             </w:rPr>
           </w:pPr>
-          <w:hyperlink w:anchor="_Toc189343485" w:history="1">
+          <w:hyperlink w:anchor="_Toc189502066" w:history="1">
             <w:r>
               <w:rPr>
                 <w:rStyle w:val="Hyperlink"/>
                 <w:rFonts w:asciiTheme="majorBidi" w:hAnsiTheme="majorBidi"/>
                 <w:noProof/>
               </w:rPr>
-              <w:t>2.4 Agda in Formal Verification</w:t>
+              <w:t>2.4 Agda in Formal V</w:t>
+            </w:r>
+            <w:r>
+              <w:rPr>
+                <w:rStyle w:val="Hyperlink"/>
+                <w:rFonts w:asciiTheme="majorBidi" w:hAnsiTheme="majorBidi"/>
+                <w:noProof/>
+              </w:rPr>
+              <w:t>e</w:t>
+            </w:r>
+            <w:r>
+              <w:rPr>
+                <w:rStyle w:val="Hyperlink"/>
+                <w:rFonts w:asciiTheme="majorBidi" w:hAnsiTheme="majorBidi"/>
+                <w:noProof/>
+              </w:rPr>
+              <w:t>rification</w:t>
             </w:r>
             <w:r>
               <w:rPr>
@@ -880,7 +910,7 @@
                 <w:noProof/>
                 <w:webHidden/>
               </w:rPr>
-              <w:instrText xml:space="preserve"> PAGEREF _Toc189343485 \h </w:instrText>
+              <w:instrText xml:space="preserve"> PAGEREF _Toc189502066 \h </w:instrText>
             </w:r>
             <w:r>
               <w:rPr>
@@ -923,7 +953,7 @@
               <w:lang w:val="en-IL" w:eastAsia="en-IL"/>
             </w:rPr>
           </w:pPr>
-          <w:hyperlink w:anchor="_Toc189343486" w:history="1">
+          <w:hyperlink w:anchor="_Toc189502067" w:history="1">
             <w:r>
               <w:rPr>
                 <w:rStyle w:val="Hyperlink"/>
@@ -951,7 +981,7 @@
                 <w:noProof/>
                 <w:webHidden/>
               </w:rPr>
-              <w:instrText xml:space="preserve"> PAGEREF _Toc189343486 \h </w:instrText>
+              <w:instrText xml:space="preserve"> PAGEREF _Toc189502067 \h </w:instrText>
             </w:r>
             <w:r>
               <w:rPr>
@@ -994,7 +1024,7 @@
               <w:lang w:val="en-IL" w:eastAsia="en-IL"/>
             </w:rPr>
           </w:pPr>
-          <w:hyperlink w:anchor="_Toc189343487" w:history="1">
+          <w:hyperlink w:anchor="_Toc189502068" w:history="1">
             <w:r>
               <w:rPr>
                 <w:rStyle w:val="Hyperlink"/>
@@ -1022,7 +1052,7 @@
                 <w:noProof/>
                 <w:webHidden/>
               </w:rPr>
-              <w:instrText xml:space="preserve"> PAGEREF _Toc189343487 \h </w:instrText>
+              <w:instrText xml:space="preserve"> PAGEREF _Toc189502068 \h </w:instrText>
             </w:r>
             <w:r>
               <w:rPr>
@@ -1062,7 +1092,7 @@
               <w:lang w:val="en-IL" w:eastAsia="en-IL"/>
             </w:rPr>
           </w:pPr>
-          <w:hyperlink w:anchor="_Toc189343488" w:history="1">
+          <w:hyperlink w:anchor="_Toc189502069" w:history="1">
             <w:r>
               <w:rPr>
                 <w:rStyle w:val="Hyperlink"/>
@@ -1093,7 +1123,7 @@
                 <w:noProof/>
                 <w:webHidden/>
               </w:rPr>
-              <w:instrText xml:space="preserve"> PAGEREF _Toc189343488 \h </w:instrText>
+              <w:instrText xml:space="preserve"> PAGEREF _Toc189502069 \h </w:instrText>
             </w:r>
             <w:r>
               <w:rPr>
@@ -1136,7 +1166,7 @@
               <w:lang w:val="en-IL" w:eastAsia="en-IL"/>
             </w:rPr>
           </w:pPr>
-          <w:hyperlink w:anchor="_Toc189343489" w:history="1">
+          <w:hyperlink w:anchor="_Toc189502070" w:history="1">
             <w:r>
               <w:rPr>
                 <w:rStyle w:val="Hyperlink"/>
@@ -1164,7 +1194,7 @@
                 <w:noProof/>
                 <w:webHidden/>
               </w:rPr>
-              <w:instrText xml:space="preserve"> PAGEREF _Toc189343489 \h </w:instrText>
+              <w:instrText xml:space="preserve"> PAGEREF _Toc189502070 \h </w:instrText>
             </w:r>
             <w:r>
               <w:rPr>
@@ -1207,7 +1237,7 @@
               <w:lang w:val="en-IL" w:eastAsia="en-IL"/>
             </w:rPr>
           </w:pPr>
-          <w:hyperlink w:anchor="_Toc189343490" w:history="1">
+          <w:hyperlink w:anchor="_Toc189502071" w:history="1">
             <w:r>
               <w:rPr>
                 <w:rStyle w:val="Hyperlink"/>
@@ -1235,7 +1265,7 @@
                 <w:noProof/>
                 <w:webHidden/>
               </w:rPr>
-              <w:instrText xml:space="preserve"> PAGEREF _Toc189343490 \h </w:instrText>
+              <w:instrText xml:space="preserve"> PAGEREF _Toc189502071 \h </w:instrText>
             </w:r>
             <w:r>
               <w:rPr>
@@ -1278,7 +1308,7 @@
               <w:lang w:val="en-IL" w:eastAsia="en-IL"/>
             </w:rPr>
           </w:pPr>
-          <w:hyperlink w:anchor="_Toc189343491" w:history="1">
+          <w:hyperlink w:anchor="_Toc189502072" w:history="1">
             <w:r>
               <w:rPr>
                 <w:rStyle w:val="Hyperlink"/>
@@ -1306,7 +1336,7 @@
                 <w:noProof/>
                 <w:webHidden/>
               </w:rPr>
-              <w:instrText xml:space="preserve"> PAGEREF _Toc189343491 \h </w:instrText>
+              <w:instrText xml:space="preserve"> PAGEREF _Toc189502072 \h </w:instrText>
             </w:r>
             <w:r>
               <w:rPr>
@@ -1349,7 +1379,7 @@
               <w:lang w:val="en-IL" w:eastAsia="en-IL"/>
             </w:rPr>
           </w:pPr>
-          <w:hyperlink w:anchor="_Toc189343492" w:history="1">
+          <w:hyperlink w:anchor="_Toc189502073" w:history="1">
             <w:r>
               <w:rPr>
                 <w:rStyle w:val="Hyperlink"/>
@@ -1377,7 +1407,7 @@
                 <w:noProof/>
                 <w:webHidden/>
               </w:rPr>
-              <w:instrText xml:space="preserve"> PAGEREF _Toc189343492 \h </w:instrText>
+              <w:instrText xml:space="preserve"> PAGEREF _Toc189502073 \h </w:instrText>
             </w:r>
             <w:r>
               <w:rPr>
@@ -1420,7 +1450,7 @@
               <w:lang w:val="en-IL" w:eastAsia="en-IL"/>
             </w:rPr>
           </w:pPr>
-          <w:hyperlink w:anchor="_Toc189343493" w:history="1">
+          <w:hyperlink w:anchor="_Toc189502074" w:history="1">
             <w:r>
               <w:rPr>
                 <w:rStyle w:val="Hyperlink"/>
@@ -1448,7 +1478,7 @@
                 <w:noProof/>
                 <w:webHidden/>
               </w:rPr>
-              <w:instrText xml:space="preserve"> PAGEREF _Toc189343493 \h </w:instrText>
+              <w:instrText xml:space="preserve"> PAGEREF _Toc189502074 \h </w:instrText>
             </w:r>
             <w:r>
               <w:rPr>
@@ -1491,7 +1521,7 @@
               <w:lang w:val="en-IL" w:eastAsia="en-IL"/>
             </w:rPr>
           </w:pPr>
-          <w:hyperlink w:anchor="_Toc189343494" w:history="1">
+          <w:hyperlink w:anchor="_Toc189502075" w:history="1">
             <w:r>
               <w:rPr>
                 <w:rStyle w:val="Hyperlink"/>
@@ -1519,7 +1549,7 @@
                 <w:noProof/>
                 <w:webHidden/>
               </w:rPr>
-              <w:instrText xml:space="preserve"> PAGEREF _Toc189343494 \h </w:instrText>
+              <w:instrText xml:space="preserve"> PAGEREF _Toc189502075 \h </w:instrText>
             </w:r>
             <w:r>
               <w:rPr>
@@ -1559,7 +1589,7 @@
               <w:lang w:val="en-IL" w:eastAsia="en-IL"/>
             </w:rPr>
           </w:pPr>
-          <w:hyperlink w:anchor="_Toc189343495" w:history="1">
+          <w:hyperlink w:anchor="_Toc189502076" w:history="1">
             <w:r>
               <w:rPr>
                 <w:rStyle w:val="Hyperlink"/>
@@ -1590,7 +1620,7 @@
                 <w:noProof/>
                 <w:webHidden/>
               </w:rPr>
-              <w:instrText xml:space="preserve"> PAGEREF _Toc189343495 \h </w:instrText>
+              <w:instrText xml:space="preserve"> PAGEREF _Toc189502076 \h </w:instrText>
             </w:r>
             <w:r>
               <w:rPr>
@@ -1633,7 +1663,7 @@
               <w:lang w:val="en-IL" w:eastAsia="en-IL"/>
             </w:rPr>
           </w:pPr>
-          <w:hyperlink w:anchor="_Toc189343496" w:history="1">
+          <w:hyperlink w:anchor="_Toc189502077" w:history="1">
             <w:r>
               <w:rPr>
                 <w:rStyle w:val="Hyperlink"/>
@@ -1661,7 +1691,7 @@
                 <w:noProof/>
                 <w:webHidden/>
               </w:rPr>
-              <w:instrText xml:space="preserve"> PAGEREF _Toc189343496 \h </w:instrText>
+              <w:instrText xml:space="preserve"> PAGEREF _Toc189502077 \h </w:instrText>
             </w:r>
             <w:r>
               <w:rPr>
@@ -1704,7 +1734,7 @@
               <w:lang w:val="en-IL" w:eastAsia="en-IL"/>
             </w:rPr>
           </w:pPr>
-          <w:hyperlink w:anchor="_Toc189343497" w:history="1">
+          <w:hyperlink w:anchor="_Toc189502078" w:history="1">
             <w:r>
               <w:rPr>
                 <w:rStyle w:val="Hyperlink"/>
@@ -1732,7 +1762,7 @@
                 <w:noProof/>
                 <w:webHidden/>
               </w:rPr>
-              <w:instrText xml:space="preserve"> PAGEREF _Toc189343497 \h </w:instrText>
+              <w:instrText xml:space="preserve"> PAGEREF _Toc189502078 \h </w:instrText>
             </w:r>
             <w:r>
               <w:rPr>
@@ -1775,7 +1805,7 @@
               <w:lang w:val="en-IL" w:eastAsia="en-IL"/>
             </w:rPr>
           </w:pPr>
-          <w:hyperlink w:anchor="_Toc189343498" w:history="1">
+          <w:hyperlink w:anchor="_Toc189502079" w:history="1">
             <w:r>
               <w:rPr>
                 <w:rStyle w:val="Hyperlink"/>
@@ -1803,7 +1833,7 @@
                 <w:noProof/>
                 <w:webHidden/>
               </w:rPr>
-              <w:instrText xml:space="preserve"> PAGEREF _Toc189343498 \h </w:instrText>
+              <w:instrText xml:space="preserve"> PAGEREF _Toc189502079 \h </w:instrText>
             </w:r>
             <w:r>
               <w:rPr>
@@ -1846,7 +1876,7 @@
               <w:lang w:val="en-IL" w:eastAsia="en-IL"/>
             </w:rPr>
           </w:pPr>
-          <w:hyperlink w:anchor="_Toc189343499" w:history="1">
+          <w:hyperlink w:anchor="_Toc189502080" w:history="1">
             <w:r>
               <w:rPr>
                 <w:rStyle w:val="Hyperlink"/>
@@ -1874,7 +1904,7 @@
                 <w:noProof/>
                 <w:webHidden/>
               </w:rPr>
-              <w:instrText xml:space="preserve"> PAGEREF _Toc189343499 \h </w:instrText>
+              <w:instrText xml:space="preserve"> PAGEREF _Toc189502080 \h </w:instrText>
             </w:r>
             <w:r>
               <w:rPr>
@@ -1917,7 +1947,7 @@
               <w:lang w:val="en-IL" w:eastAsia="en-IL"/>
             </w:rPr>
           </w:pPr>
-          <w:hyperlink w:anchor="_Toc189343500" w:history="1">
+          <w:hyperlink w:anchor="_Toc189502081" w:history="1">
             <w:r>
               <w:rPr>
                 <w:rStyle w:val="Hyperlink"/>
@@ -1962,7 +1992,7 @@
                 <w:noProof/>
                 <w:webHidden/>
               </w:rPr>
-              <w:instrText xml:space="preserve"> PAGEREF _Toc189343500 \h </w:instrText>
+              <w:instrText xml:space="preserve"> PAGEREF _Toc189502081 \h </w:instrText>
             </w:r>
             <w:r>
               <w:rPr>
@@ -2005,7 +2035,7 @@
               <w:lang w:val="en-IL" w:eastAsia="en-IL"/>
             </w:rPr>
           </w:pPr>
-          <w:hyperlink w:anchor="_Toc189343501" w:history="1">
+          <w:hyperlink w:anchor="_Toc189502082" w:history="1">
             <w:r>
               <w:rPr>
                 <w:rStyle w:val="Hyperlink"/>
@@ -2050,7 +2080,7 @@
                 <w:noProof/>
                 <w:webHidden/>
               </w:rPr>
-              <w:instrText xml:space="preserve"> PAGEREF _Toc189343501 \h </w:instrText>
+              <w:instrText xml:space="preserve"> PAGEREF _Toc189502082 \h </w:instrText>
             </w:r>
             <w:r>
               <w:rPr>
@@ -2093,7 +2123,7 @@
               <w:lang w:val="en-IL" w:eastAsia="en-IL"/>
             </w:rPr>
           </w:pPr>
-          <w:hyperlink w:anchor="_Toc189343502" w:history="1">
+          <w:hyperlink w:anchor="_Toc189502083" w:history="1">
             <w:r>
               <w:rPr>
                 <w:rStyle w:val="Hyperlink"/>
@@ -2138,7 +2168,7 @@
                 <w:noProof/>
                 <w:webHidden/>
               </w:rPr>
-              <w:instrText xml:space="preserve"> PAGEREF _Toc189343502 \h </w:instrText>
+              <w:instrText xml:space="preserve"> PAGEREF _Toc189502083 \h </w:instrText>
             </w:r>
             <w:r>
               <w:rPr>
@@ -2181,7 +2211,7 @@
               <w:lang w:val="en-IL" w:eastAsia="en-IL"/>
             </w:rPr>
           </w:pPr>
-          <w:hyperlink w:anchor="_Toc189343503" w:history="1">
+          <w:hyperlink w:anchor="_Toc189502084" w:history="1">
             <w:r>
               <w:rPr>
                 <w:rStyle w:val="Hyperlink"/>
@@ -2226,7 +2256,7 @@
                 <w:noProof/>
                 <w:webHidden/>
               </w:rPr>
-              <w:instrText xml:space="preserve"> PAGEREF _Toc189343503 \h </w:instrText>
+              <w:instrText xml:space="preserve"> PAGEREF _Toc189502084 \h </w:instrText>
             </w:r>
             <w:r>
               <w:rPr>
@@ -2269,7 +2299,7 @@
               <w:lang w:val="en-IL" w:eastAsia="en-IL"/>
             </w:rPr>
           </w:pPr>
-          <w:hyperlink w:anchor="_Toc189343504" w:history="1">
+          <w:hyperlink w:anchor="_Toc189502085" w:history="1">
             <w:r>
               <w:rPr>
                 <w:rStyle w:val="Hyperlink"/>
@@ -2314,7 +2344,7 @@
                 <w:noProof/>
                 <w:webHidden/>
               </w:rPr>
-              <w:instrText xml:space="preserve"> PAGEREF _Toc189343504 \h </w:instrText>
+              <w:instrText xml:space="preserve"> PAGEREF _Toc189502085 \h </w:instrText>
             </w:r>
             <w:r>
               <w:rPr>
@@ -2357,7 +2387,7 @@
               <w:lang w:val="en-IL" w:eastAsia="en-IL"/>
             </w:rPr>
           </w:pPr>
-          <w:hyperlink w:anchor="_Toc189343505" w:history="1">
+          <w:hyperlink w:anchor="_Toc189502086" w:history="1">
             <w:r>
               <w:rPr>
                 <w:rStyle w:val="Hyperlink"/>
@@ -2402,7 +2432,7 @@
                 <w:noProof/>
                 <w:webHidden/>
               </w:rPr>
-              <w:instrText xml:space="preserve"> PAGEREF _Toc189343505 \h </w:instrText>
+              <w:instrText xml:space="preserve"> PAGEREF _Toc189502086 \h </w:instrText>
             </w:r>
             <w:r>
               <w:rPr>
@@ -2445,7 +2475,7 @@
               <w:lang w:val="en-IL" w:eastAsia="en-IL"/>
             </w:rPr>
           </w:pPr>
-          <w:hyperlink w:anchor="_Toc189343506" w:history="1">
+          <w:hyperlink w:anchor="_Toc189502087" w:history="1">
             <w:r>
               <w:rPr>
                 <w:rStyle w:val="Hyperlink"/>
@@ -2490,7 +2520,7 @@
                 <w:noProof/>
                 <w:webHidden/>
               </w:rPr>
-              <w:instrText xml:space="preserve"> PAGEREF _Toc189343506 \h </w:instrText>
+              <w:instrText xml:space="preserve"> PAGEREF _Toc189502087 \h </w:instrText>
             </w:r>
             <w:r>
               <w:rPr>
@@ -2533,7 +2563,7 @@
               <w:lang w:val="en-IL" w:eastAsia="en-IL"/>
             </w:rPr>
           </w:pPr>
-          <w:hyperlink w:anchor="_Toc189343507" w:history="1">
+          <w:hyperlink w:anchor="_Toc189502088" w:history="1">
             <w:r>
               <w:rPr>
                 <w:rStyle w:val="Hyperlink"/>
@@ -2578,7 +2608,7 @@
                 <w:noProof/>
                 <w:webHidden/>
               </w:rPr>
-              <w:instrText xml:space="preserve"> PAGEREF _Toc189343507 \h </w:instrText>
+              <w:instrText xml:space="preserve"> PAGEREF _Toc189502088 \h </w:instrText>
             </w:r>
             <w:r>
               <w:rPr>
@@ -2621,7 +2651,7 @@
               <w:lang w:val="en-IL" w:eastAsia="en-IL"/>
             </w:rPr>
           </w:pPr>
-          <w:hyperlink w:anchor="_Toc189343508" w:history="1">
+          <w:hyperlink w:anchor="_Toc189502089" w:history="1">
             <w:r>
               <w:rPr>
                 <w:rStyle w:val="Hyperlink"/>
@@ -2666,7 +2696,7 @@
                 <w:noProof/>
                 <w:webHidden/>
               </w:rPr>
-              <w:instrText xml:space="preserve"> PAGEREF _Toc189343508 \h </w:instrText>
+              <w:instrText xml:space="preserve"> PAGEREF _Toc189502089 \h </w:instrText>
             </w:r>
             <w:r>
               <w:rPr>
@@ -2709,7 +2739,7 @@
               <w:lang w:val="en-IL" w:eastAsia="en-IL"/>
             </w:rPr>
           </w:pPr>
-          <w:hyperlink w:anchor="_Toc189343509" w:history="1">
+          <w:hyperlink w:anchor="_Toc189502090" w:history="1">
             <w:r>
               <w:rPr>
                 <w:rStyle w:val="Hyperlink"/>
@@ -2754,7 +2784,7 @@
                 <w:noProof/>
                 <w:webHidden/>
               </w:rPr>
-              <w:instrText xml:space="preserve"> PAGEREF _Toc189343509 \h </w:instrText>
+              <w:instrText xml:space="preserve"> PAGEREF _Toc189502090 \h </w:instrText>
             </w:r>
             <w:r>
               <w:rPr>
@@ -2794,7 +2824,7 @@
               <w:lang w:val="en-IL" w:eastAsia="en-IL"/>
             </w:rPr>
           </w:pPr>
-          <w:hyperlink w:anchor="_Toc189343510" w:history="1">
+          <w:hyperlink w:anchor="_Toc189502091" w:history="1">
             <w:r>
               <w:rPr>
                 <w:rStyle w:val="Hyperlink"/>
@@ -2825,7 +2855,7 @@
                 <w:noProof/>
                 <w:webHidden/>
               </w:rPr>
-              <w:instrText xml:space="preserve"> PAGEREF _Toc189343510 \h </w:instrText>
+              <w:instrText xml:space="preserve"> PAGEREF _Toc189502091 \h </w:instrText>
             </w:r>
             <w:r>
               <w:rPr>
@@ -2868,7 +2898,7 @@
               <w:lang w:val="en-IL" w:eastAsia="en-IL"/>
             </w:rPr>
           </w:pPr>
-          <w:hyperlink w:anchor="_Toc189343511" w:history="1">
+          <w:hyperlink w:anchor="_Toc189502092" w:history="1">
             <w:r>
               <w:rPr>
                 <w:rStyle w:val="Hyperlink"/>
@@ -2896,7 +2926,7 @@
                 <w:noProof/>
                 <w:webHidden/>
               </w:rPr>
-              <w:instrText xml:space="preserve"> PAGEREF _Toc189343511 \h </w:instrText>
+              <w:instrText xml:space="preserve"> PAGEREF _Toc189502092 \h </w:instrText>
             </w:r>
             <w:r>
               <w:rPr>
@@ -2939,7 +2969,7 @@
               <w:lang w:val="en-IL" w:eastAsia="en-IL"/>
             </w:rPr>
           </w:pPr>
-          <w:hyperlink w:anchor="_Toc189343512" w:history="1">
+          <w:hyperlink w:anchor="_Toc189502093" w:history="1">
             <w:r>
               <w:rPr>
                 <w:rStyle w:val="Hyperlink"/>
@@ -2967,7 +2997,7 @@
                 <w:noProof/>
                 <w:webHidden/>
               </w:rPr>
-              <w:instrText xml:space="preserve"> PAGEREF _Toc189343512 \h </w:instrText>
+              <w:instrText xml:space="preserve"> PAGEREF _Toc189502093 \h </w:instrText>
             </w:r>
             <w:r>
               <w:rPr>
@@ -3010,7 +3040,7 @@
               <w:lang w:val="en-IL" w:eastAsia="en-IL"/>
             </w:rPr>
           </w:pPr>
-          <w:hyperlink w:anchor="_Toc189343513" w:history="1">
+          <w:hyperlink w:anchor="_Toc189502094" w:history="1">
             <w:r>
               <w:rPr>
                 <w:rStyle w:val="Hyperlink"/>
@@ -3038,7 +3068,7 @@
                 <w:noProof/>
                 <w:webHidden/>
               </w:rPr>
-              <w:instrText xml:space="preserve"> PAGEREF _Toc189343513 \h </w:instrText>
+              <w:instrText xml:space="preserve"> PAGEREF _Toc189502094 \h </w:instrText>
             </w:r>
             <w:r>
               <w:rPr>
@@ -3081,7 +3111,7 @@
               <w:lang w:val="en-IL" w:eastAsia="en-IL"/>
             </w:rPr>
           </w:pPr>
-          <w:hyperlink w:anchor="_Toc189343514" w:history="1">
+          <w:hyperlink w:anchor="_Toc189502095" w:history="1">
             <w:r>
               <w:rPr>
                 <w:rStyle w:val="Hyperlink"/>
@@ -3109,7 +3139,7 @@
                 <w:noProof/>
                 <w:webHidden/>
               </w:rPr>
-              <w:instrText xml:space="preserve"> PAGEREF _Toc189343514 \h </w:instrText>
+              <w:instrText xml:space="preserve"> PAGEREF _Toc189502095 \h </w:instrText>
             </w:r>
             <w:r>
               <w:rPr>
@@ -3152,7 +3182,7 @@
               <w:lang w:val="en-IL" w:eastAsia="en-IL"/>
             </w:rPr>
           </w:pPr>
-          <w:hyperlink w:anchor="_Toc189343515" w:history="1">
+          <w:hyperlink w:anchor="_Toc189502096" w:history="1">
             <w:r>
               <w:rPr>
                 <w:rStyle w:val="Hyperlink"/>
@@ -3180,7 +3210,7 @@
                 <w:noProof/>
                 <w:webHidden/>
               </w:rPr>
-              <w:instrText xml:space="preserve"> PAGEREF _Toc189343515 \h </w:instrText>
+              <w:instrText xml:space="preserve"> PAGEREF _Toc189502096 \h </w:instrText>
             </w:r>
             <w:r>
               <w:rPr>
@@ -3223,7 +3253,7 @@
               <w:lang w:val="en-IL" w:eastAsia="en-IL"/>
             </w:rPr>
           </w:pPr>
-          <w:hyperlink w:anchor="_Toc189343516" w:history="1">
+          <w:hyperlink w:anchor="_Toc189502097" w:history="1">
             <w:r>
               <w:rPr>
                 <w:rStyle w:val="Hyperlink"/>
@@ -3251,7 +3281,7 @@
                 <w:noProof/>
                 <w:webHidden/>
               </w:rPr>
-              <w:instrText xml:space="preserve"> PAGEREF _Toc189343516 \h </w:instrText>
+              <w:instrText xml:space="preserve"> PAGEREF _Toc189502097 \h </w:instrText>
             </w:r>
             <w:r>
               <w:rPr>
@@ -3294,7 +3324,7 @@
               <w:lang w:val="en-IL" w:eastAsia="en-IL"/>
             </w:rPr>
           </w:pPr>
-          <w:hyperlink w:anchor="_Toc189343517" w:history="1">
+          <w:hyperlink w:anchor="_Toc189502098" w:history="1">
             <w:r>
               <w:rPr>
                 <w:rStyle w:val="Hyperlink"/>
@@ -3322,7 +3352,7 @@
                 <w:noProof/>
                 <w:webHidden/>
               </w:rPr>
-              <w:instrText xml:space="preserve"> PAGEREF _Toc189343517 \h </w:instrText>
+              <w:instrText xml:space="preserve"> PAGEREF _Toc189502098 \h </w:instrText>
             </w:r>
             <w:r>
               <w:rPr>
@@ -3365,7 +3395,7 @@
               <w:lang w:val="en-IL" w:eastAsia="en-IL"/>
             </w:rPr>
           </w:pPr>
-          <w:hyperlink w:anchor="_Toc189343518" w:history="1">
+          <w:hyperlink w:anchor="_Toc189502099" w:history="1">
             <w:r>
               <w:rPr>
                 <w:rStyle w:val="Hyperlink"/>
@@ -3393,7 +3423,7 @@
                 <w:noProof/>
                 <w:webHidden/>
               </w:rPr>
-              <w:instrText xml:space="preserve"> PAGEREF _Toc189343518 \h </w:instrText>
+              <w:instrText xml:space="preserve"> PAGEREF _Toc189502099 \h </w:instrText>
             </w:r>
             <w:r>
               <w:rPr>
@@ -3436,7 +3466,7 @@
               <w:lang w:val="en-IL" w:eastAsia="en-IL"/>
             </w:rPr>
           </w:pPr>
-          <w:hyperlink w:anchor="_Toc189343519" w:history="1">
+          <w:hyperlink w:anchor="_Toc189502100" w:history="1">
             <w:r>
               <w:rPr>
                 <w:rStyle w:val="Hyperlink"/>
@@ -3464,7 +3494,7 @@
                 <w:noProof/>
                 <w:webHidden/>
               </w:rPr>
-              <w:instrText xml:space="preserve"> PAGEREF _Toc189343519 \h </w:instrText>
+              <w:instrText xml:space="preserve"> PAGEREF _Toc189502100 \h </w:instrText>
             </w:r>
             <w:r>
               <w:rPr>
@@ -3507,7 +3537,7 @@
               <w:lang w:val="en-IL" w:eastAsia="en-IL"/>
             </w:rPr>
           </w:pPr>
-          <w:hyperlink w:anchor="_Toc189343520" w:history="1">
+          <w:hyperlink w:anchor="_Toc189502101" w:history="1">
             <w:r>
               <w:rPr>
                 <w:rStyle w:val="Hyperlink"/>
@@ -3535,7 +3565,7 @@
                 <w:noProof/>
                 <w:webHidden/>
               </w:rPr>
-              <w:instrText xml:space="preserve"> PAGEREF _Toc189343520 \h </w:instrText>
+              <w:instrText xml:space="preserve"> PAGEREF _Toc189502101 \h </w:instrText>
             </w:r>
             <w:r>
               <w:rPr>
@@ -3578,7 +3608,7 @@
               <w:lang w:val="en-IL" w:eastAsia="en-IL"/>
             </w:rPr>
           </w:pPr>
-          <w:hyperlink w:anchor="_Toc189343521" w:history="1">
+          <w:hyperlink w:anchor="_Toc189502102" w:history="1">
             <w:r>
               <w:rPr>
                 <w:rStyle w:val="Hyperlink"/>
@@ -3606,7 +3636,7 @@
                 <w:noProof/>
                 <w:webHidden/>
               </w:rPr>
-              <w:instrText xml:space="preserve"> PAGEREF _Toc189343521 \h </w:instrText>
+              <w:instrText xml:space="preserve"> PAGEREF _Toc189502102 \h </w:instrText>
             </w:r>
             <w:r>
               <w:rPr>
@@ -3649,7 +3679,7 @@
               <w:lang w:val="en-IL" w:eastAsia="en-IL"/>
             </w:rPr>
           </w:pPr>
-          <w:hyperlink w:anchor="_Toc189343522" w:history="1">
+          <w:hyperlink w:anchor="_Toc189502103" w:history="1">
             <w:r>
               <w:rPr>
                 <w:rStyle w:val="Hyperlink"/>
@@ -3694,7 +3724,7 @@
                 <w:noProof/>
                 <w:webHidden/>
               </w:rPr>
-              <w:instrText xml:space="preserve"> PAGEREF _Toc189343522 \h </w:instrText>
+              <w:instrText xml:space="preserve"> PAGEREF _Toc189502103 \h </w:instrText>
             </w:r>
             <w:r>
               <w:rPr>
@@ -3734,7 +3764,7 @@
               <w:lang w:val="en-IL" w:eastAsia="en-IL"/>
             </w:rPr>
           </w:pPr>
-          <w:hyperlink w:anchor="_Toc189343523" w:history="1">
+          <w:hyperlink w:anchor="_Toc189502104" w:history="1">
             <w:r>
               <w:rPr>
                 <w:rStyle w:val="Hyperlink"/>
@@ -3765,7 +3795,7 @@
                 <w:noProof/>
                 <w:webHidden/>
               </w:rPr>
-              <w:instrText xml:space="preserve"> PAGEREF _Toc189343523 \h </w:instrText>
+              <w:instrText xml:space="preserve"> PAGEREF _Toc189502104 \h </w:instrText>
             </w:r>
             <w:r>
               <w:rPr>
@@ -3808,7 +3838,7 @@
               <w:lang w:val="en-IL" w:eastAsia="en-IL"/>
             </w:rPr>
           </w:pPr>
-          <w:hyperlink w:anchor="_Toc189343524" w:history="1">
+          <w:hyperlink w:anchor="_Toc189502105" w:history="1">
             <w:r>
               <w:rPr>
                 <w:rStyle w:val="Hyperlink"/>
@@ -3836,7 +3866,7 @@
                 <w:noProof/>
                 <w:webHidden/>
               </w:rPr>
-              <w:instrText xml:space="preserve"> PAGEREF _Toc189343524 \h </w:instrText>
+              <w:instrText xml:space="preserve"> PAGEREF _Toc189502105 \h </w:instrText>
             </w:r>
             <w:r>
               <w:rPr>
@@ -3879,7 +3909,7 @@
               <w:lang w:val="en-IL" w:eastAsia="en-IL"/>
             </w:rPr>
           </w:pPr>
-          <w:hyperlink w:anchor="_Toc189343525" w:history="1">
+          <w:hyperlink w:anchor="_Toc189502106" w:history="1">
             <w:r>
               <w:rPr>
                 <w:rStyle w:val="Hyperlink"/>
@@ -3907,7 +3937,7 @@
                 <w:noProof/>
                 <w:webHidden/>
               </w:rPr>
-              <w:instrText xml:space="preserve"> PAGEREF _Toc189343525 \h </w:instrText>
+              <w:instrText xml:space="preserve"> PAGEREF _Toc189502106 \h </w:instrText>
             </w:r>
             <w:r>
               <w:rPr>
@@ -3950,7 +3980,7 @@
               <w:lang w:val="en-IL" w:eastAsia="en-IL"/>
             </w:rPr>
           </w:pPr>
-          <w:hyperlink w:anchor="_Toc189343526" w:history="1">
+          <w:hyperlink w:anchor="_Toc189502107" w:history="1">
             <w:r>
               <w:rPr>
                 <w:rStyle w:val="Hyperlink"/>
@@ -3987,7 +4017,7 @@
                 <w:noProof/>
                 <w:webHidden/>
               </w:rPr>
-              <w:instrText xml:space="preserve"> PAGEREF _Toc189343526 \h </w:instrText>
+              <w:instrText xml:space="preserve"> PAGEREF _Toc189502107 \h </w:instrText>
             </w:r>
             <w:r>
               <w:rPr>
@@ -4030,7 +4060,7 @@
               <w:lang w:val="en-IL" w:eastAsia="en-IL"/>
             </w:rPr>
           </w:pPr>
-          <w:hyperlink w:anchor="_Toc189343527" w:history="1">
+          <w:hyperlink w:anchor="_Toc189502108" w:history="1">
             <w:r>
               <w:rPr>
                 <w:rStyle w:val="Hyperlink"/>
@@ -4058,7 +4088,7 @@
                 <w:noProof/>
                 <w:webHidden/>
               </w:rPr>
-              <w:instrText xml:space="preserve"> PAGEREF _Toc189343527 \h </w:instrText>
+              <w:instrText xml:space="preserve"> PAGEREF _Toc189502108 \h </w:instrText>
             </w:r>
             <w:r>
               <w:rPr>
@@ -4101,7 +4131,7 @@
               <w:lang w:val="en-IL" w:eastAsia="en-IL"/>
             </w:rPr>
           </w:pPr>
-          <w:hyperlink w:anchor="_Toc189343528" w:history="1">
+          <w:hyperlink w:anchor="_Toc189502109" w:history="1">
             <w:r>
               <w:rPr>
                 <w:rStyle w:val="Hyperlink"/>
@@ -4129,7 +4159,7 @@
                 <w:noProof/>
                 <w:webHidden/>
               </w:rPr>
-              <w:instrText xml:space="preserve"> PAGEREF _Toc189343528 \h </w:instrText>
+              <w:instrText xml:space="preserve"> PAGEREF _Toc189502109 \h </w:instrText>
             </w:r>
             <w:r>
               <w:rPr>
@@ -4172,7 +4202,7 @@
               <w:lang w:val="en-IL" w:eastAsia="en-IL"/>
             </w:rPr>
           </w:pPr>
-          <w:hyperlink w:anchor="_Toc189343529" w:history="1">
+          <w:hyperlink w:anchor="_Toc189502110" w:history="1">
             <w:r>
               <w:rPr>
                 <w:rStyle w:val="Hyperlink"/>
@@ -4200,7 +4230,7 @@
                 <w:noProof/>
                 <w:webHidden/>
               </w:rPr>
-              <w:instrText xml:space="preserve"> PAGEREF _Toc189343529 \h </w:instrText>
+              <w:instrText xml:space="preserve"> PAGEREF _Toc189502110 \h </w:instrText>
             </w:r>
             <w:r>
               <w:rPr>
@@ -4243,7 +4273,7 @@
               <w:lang w:val="en-IL" w:eastAsia="en-IL"/>
             </w:rPr>
           </w:pPr>
-          <w:hyperlink w:anchor="_Toc189343530" w:history="1">
+          <w:hyperlink w:anchor="_Toc189502111" w:history="1">
             <w:r>
               <w:rPr>
                 <w:rStyle w:val="Hyperlink"/>
@@ -4271,7 +4301,7 @@
                 <w:noProof/>
                 <w:webHidden/>
               </w:rPr>
-              <w:instrText xml:space="preserve"> PAGEREF _Toc189343530 \h </w:instrText>
+              <w:instrText xml:space="preserve"> PAGEREF _Toc189502111 \h </w:instrText>
             </w:r>
             <w:r>
               <w:rPr>
@@ -4311,7 +4341,7 @@
               <w:lang w:val="en-IL" w:eastAsia="en-IL"/>
             </w:rPr>
           </w:pPr>
-          <w:hyperlink w:anchor="_Toc189343531" w:history="1">
+          <w:hyperlink w:anchor="_Toc189502112" w:history="1">
             <w:r>
               <w:rPr>
                 <w:rStyle w:val="Hyperlink"/>
@@ -4342,7 +4372,7 @@
                 <w:noProof/>
                 <w:webHidden/>
               </w:rPr>
-              <w:instrText xml:space="preserve"> PAGEREF _Toc189343531 \h </w:instrText>
+              <w:instrText xml:space="preserve"> PAGEREF _Toc189502112 \h </w:instrText>
             </w:r>
             <w:r>
               <w:rPr>
@@ -4382,7 +4412,7 @@
               <w:lang w:val="en-IL" w:eastAsia="en-IL"/>
             </w:rPr>
           </w:pPr>
-          <w:hyperlink w:anchor="_Toc189343532" w:history="1">
+          <w:hyperlink w:anchor="_Toc189502113" w:history="1">
             <w:r>
               <w:rPr>
                 <w:rStyle w:val="Hyperlink"/>
@@ -4413,7 +4443,7 @@
                 <w:noProof/>
                 <w:webHidden/>
               </w:rPr>
-              <w:instrText xml:space="preserve"> PAGEREF _Toc189343532 \h </w:instrText>
+              <w:instrText xml:space="preserve"> PAGEREF _Toc189502113 \h </w:instrText>
             </w:r>
             <w:r>
               <w:rPr>
@@ -4453,7 +4483,7 @@
               <w:lang w:val="en-IL" w:eastAsia="en-IL"/>
             </w:rPr>
           </w:pPr>
-          <w:hyperlink w:anchor="_Toc189343533" w:history="1">
+          <w:hyperlink w:anchor="_Toc189502114" w:history="1">
             <w:r>
               <w:rPr>
                 <w:rStyle w:val="Hyperlink"/>
@@ -4463,7 +4493,18 @@
                 <w:noProof/>
                 <w:lang w:bidi="ar-SA"/>
               </w:rPr>
-              <w:t>10   Bibliography</w:t>
+              <w:t>9   Conclusio</w:t>
+            </w:r>
+            <w:r>
+              <w:rPr>
+                <w:rStyle w:val="Hyperlink"/>
+                <w:rFonts w:asciiTheme="majorBidi" w:hAnsiTheme="majorBidi"/>
+                <w:b/>
+                <w:bCs/>
+                <w:noProof/>
+                <w:lang w:bidi="ar-SA"/>
+              </w:rPr>
+              <w:t>n</w:t>
             </w:r>
             <w:r>
               <w:rPr>
@@ -4484,7 +4525,7 @@
                 <w:noProof/>
                 <w:webHidden/>
               </w:rPr>
-              <w:instrText xml:space="preserve"> PAGEREF _Toc189343533 \h </w:instrText>
+              <w:instrText xml:space="preserve"> PAGEREF _Toc189502114 \h </w:instrText>
             </w:r>
             <w:r>
               <w:rPr>
@@ -4504,7 +4545,7 @@
                 <w:noProof/>
                 <w:webHidden/>
               </w:rPr>
-              <w:t>37</w:t>
+              <w:t>36</w:t>
             </w:r>
             <w:r>
               <w:rPr>
@@ -4524,7 +4565,7 @@
               <w:lang w:val="en-IL" w:eastAsia="en-IL"/>
             </w:rPr>
           </w:pPr>
-          <w:hyperlink w:anchor="_Toc189343534" w:history="1">
+          <w:hyperlink w:anchor="_Toc189502115" w:history="1">
             <w:r>
               <w:rPr>
                 <w:rStyle w:val="Hyperlink"/>
@@ -4534,7 +4575,7 @@
                 <w:noProof/>
                 <w:lang w:bidi="ar-SA"/>
               </w:rPr>
-              <w:t>11   GitHub Repository</w:t>
+              <w:t>10   Bibliography</w:t>
             </w:r>
             <w:r>
               <w:rPr>
@@ -4555,7 +4596,7 @@
                 <w:noProof/>
                 <w:webHidden/>
               </w:rPr>
-              <w:instrText xml:space="preserve"> PAGEREF _Toc189343534 \h </w:instrText>
+              <w:instrText xml:space="preserve"> PAGEREF _Toc189502115 \h </w:instrText>
             </w:r>
             <w:r>
               <w:rPr>
@@ -4575,7 +4616,7 @@
                 <w:noProof/>
                 <w:webHidden/>
               </w:rPr>
-              <w:t>38</w:t>
+              <w:t>37</w:t>
             </w:r>
             <w:r>
               <w:rPr>
@@ -4588,12 +4629,11 @@
         </w:p>
         <w:p>
           <w:pPr>
-            <w:spacing w:line="360" w:lineRule="auto"/>
+            <w:pStyle w:val="TOC1"/>
             <w:rPr>
-              <w:rFonts w:ascii="David" w:hAnsi="David" w:cs="David"/>
-              <w:sz w:val="24"/>
-              <w:szCs w:val="24"/>
-              <w:lang w:val="he-IL"/>
+              <w:rFonts w:eastAsiaTheme="minorEastAsia"/>
+              <w:noProof/>
+              <w:lang w:val="en-IL" w:eastAsia="en-IL"/>
             </w:rPr>
           </w:pPr>
           <w:r>
@@ -4626,13 +4666,16 @@
         <w:spacing w:line="360" w:lineRule="auto"/>
         <w:jc w:val="both"/>
         <w:rPr>
-          <w:rFonts w:asciiTheme="majorBidi" w:hAnsiTheme="majorBidi" w:cstheme="majorBidi"/>
+          <w:rFonts w:asciiTheme="majorBidi" w:hAnsiTheme="majorBidi" w:cstheme="majorBidi" w:hint="cs"/>
           <w:b/>
           <w:bCs/>
           <w:sz w:val="24"/>
           <w:szCs w:val="24"/>
-        </w:rPr>
-      </w:pPr>
+          <w:rtl/>
+        </w:rPr>
+      </w:pPr>
+      <w:bookmarkStart w:id="1" w:name="_GoBack"/>
+      <w:bookmarkEnd w:id="1"/>
     </w:p>
     <w:p>
       <w:pPr>
@@ -4858,7 +4901,7 @@
           <w:szCs w:val="28"/>
         </w:rPr>
       </w:pPr>
-      <w:bookmarkStart w:id="1" w:name="_Toc189343480"/>
+      <w:bookmarkStart w:id="2" w:name="_Toc189502061"/>
       <w:r>
         <w:rPr>
           <w:rFonts w:asciiTheme="majorBidi" w:hAnsiTheme="majorBidi"/>
@@ -4881,7 +4924,7 @@
         </w:rPr>
         <w:t xml:space="preserve">   Introduction</w:t>
       </w:r>
-      <w:bookmarkEnd w:id="1"/>
+      <w:bookmarkEnd w:id="2"/>
     </w:p>
     <w:p>
       <w:pPr>
@@ -5834,7 +5877,7 @@
           <w:lang w:bidi="he-IL"/>
         </w:rPr>
       </w:pPr>
-      <w:bookmarkStart w:id="2" w:name="_Toc189343481"/>
+      <w:bookmarkStart w:id="3" w:name="_Toc189502062"/>
       <w:r>
         <w:rPr>
           <w:rFonts w:asciiTheme="majorBidi" w:hAnsiTheme="majorBidi"/>
@@ -5847,7 +5890,7 @@
         <w:lastRenderedPageBreak/>
         <w:t>2   Literature Review</w:t>
       </w:r>
-      <w:bookmarkEnd w:id="2"/>
+      <w:bookmarkEnd w:id="3"/>
     </w:p>
     <w:p>
       <w:pPr>
@@ -5857,7 +5900,7 @@
           <w:rFonts w:asciiTheme="majorBidi" w:hAnsiTheme="majorBidi"/>
         </w:rPr>
       </w:pPr>
-      <w:bookmarkStart w:id="3" w:name="_Toc189343482"/>
+      <w:bookmarkStart w:id="4" w:name="_Toc189502063"/>
       <w:r>
         <w:rPr>
           <w:rStyle w:val="Strong"/>
@@ -5868,7 +5911,7 @@
         </w:rPr>
         <w:t>2.1 ChatGPT as an Expert Tool</w:t>
       </w:r>
-      <w:bookmarkEnd w:id="3"/>
+      <w:bookmarkEnd w:id="4"/>
     </w:p>
     <w:p>
       <w:pPr>
@@ -6054,7 +6097,7 @@
           <w:szCs w:val="24"/>
         </w:rPr>
       </w:pPr>
-      <w:bookmarkStart w:id="4" w:name="_Toc189343483"/>
+      <w:bookmarkStart w:id="5" w:name="_Toc189502064"/>
       <w:r>
         <w:rPr>
           <w:rStyle w:val="Strong"/>
@@ -6065,7 +6108,7 @@
         </w:rPr>
         <w:t>2.2 LLMs and Software Verification</w:t>
       </w:r>
-      <w:bookmarkEnd w:id="4"/>
+      <w:bookmarkEnd w:id="5"/>
     </w:p>
     <w:p>
       <w:pPr>
@@ -6198,7 +6241,7 @@
           <w:szCs w:val="24"/>
         </w:rPr>
       </w:pPr>
-      <w:bookmarkStart w:id="5" w:name="_Toc189343484"/>
+      <w:bookmarkStart w:id="6" w:name="_Toc189502065"/>
       <w:r>
         <w:rPr>
           <w:rStyle w:val="Heading2Char"/>
@@ -6211,7 +6254,7 @@
         </w:rPr>
         <w:t>2.3 Foundational Theories in Proof Verification</w:t>
       </w:r>
-      <w:bookmarkEnd w:id="5"/>
+      <w:bookmarkEnd w:id="6"/>
     </w:p>
     <w:p>
       <w:pPr>
@@ -6462,7 +6505,7 @@
           <w:szCs w:val="24"/>
         </w:rPr>
       </w:pPr>
-      <w:bookmarkStart w:id="6" w:name="_Toc189343485"/>
+      <w:bookmarkStart w:id="7" w:name="_Toc189502066"/>
       <w:r>
         <w:rPr>
           <w:rStyle w:val="Strong"/>
@@ -6473,7 +6516,7 @@
         </w:rPr>
         <w:t>2.4 Agda in Formal Verification</w:t>
       </w:r>
-      <w:bookmarkEnd w:id="6"/>
+      <w:bookmarkEnd w:id="7"/>
     </w:p>
     <w:p>
       <w:pPr>
@@ -6782,7 +6825,7 @@
                     </pic:cNvPicPr>
                   </pic:nvPicPr>
                   <pic:blipFill rotWithShape="1">
-                    <a:blip r:embed="rId9" cstate="print">
+                    <a:blip r:embed="rId10" cstate="print">
                       <a:extLst>
                         <a:ext uri="{28A0092B-C50C-407E-A947-70E740481C1C}">
                           <a14:useLocalDpi xmlns:a14="http://schemas.microsoft.com/office/drawing/2010/main" val="0"/>
@@ -6930,7 +6973,7 @@
           <w:szCs w:val="24"/>
         </w:rPr>
       </w:pPr>
-      <w:bookmarkStart w:id="7" w:name="_Toc189343486"/>
+      <w:bookmarkStart w:id="8" w:name="_Toc189502067"/>
       <w:r>
         <w:rPr>
           <w:rStyle w:val="Strong"/>
@@ -6942,7 +6985,7 @@
         <w:lastRenderedPageBreak/>
         <w:t>2.5 LLMs in Mathematical Problem Solving</w:t>
       </w:r>
-      <w:bookmarkEnd w:id="7"/>
+      <w:bookmarkEnd w:id="8"/>
     </w:p>
     <w:p>
       <w:pPr>
@@ -7274,7 +7317,7 @@
           <w:szCs w:val="24"/>
         </w:rPr>
       </w:pPr>
-      <w:bookmarkStart w:id="8" w:name="_Toc189343487"/>
+      <w:bookmarkStart w:id="9" w:name="_Toc189502068"/>
       <w:r>
         <w:rPr>
           <w:rStyle w:val="Strong"/>
@@ -7285,7 +7328,7 @@
         </w:rPr>
         <w:t>2.6 Unifying Type Theory and Formal Verification</w:t>
       </w:r>
-      <w:bookmarkEnd w:id="8"/>
+      <w:bookmarkEnd w:id="9"/>
     </w:p>
     <w:p>
       <w:pPr>
@@ -7460,7 +7503,7 @@
           <w:bCs/>
         </w:rPr>
       </w:pPr>
-      <w:bookmarkStart w:id="9" w:name="_Toc189343488"/>
+      <w:bookmarkStart w:id="10" w:name="_Toc189502069"/>
       <w:r>
         <w:rPr>
           <w:rStyle w:val="Heading1Char"/>
@@ -7474,7 +7517,7 @@
         <w:lastRenderedPageBreak/>
         <w:t>3   Background</w:t>
       </w:r>
-      <w:bookmarkEnd w:id="9"/>
+      <w:bookmarkEnd w:id="10"/>
     </w:p>
     <w:p>
       <w:pPr>
@@ -7533,7 +7576,7 @@
           <w:szCs w:val="24"/>
         </w:rPr>
       </w:pPr>
-      <w:bookmarkStart w:id="10" w:name="_Toc189343489"/>
+      <w:bookmarkStart w:id="11" w:name="_Toc189502070"/>
       <w:r>
         <w:rPr>
           <w:rFonts w:asciiTheme="majorBidi" w:hAnsiTheme="majorBidi"/>
@@ -7545,7 +7588,7 @@
         </w:rPr>
         <w:t>3.1 Intuitionistic Type Theory</w:t>
       </w:r>
-      <w:bookmarkEnd w:id="10"/>
+      <w:bookmarkEnd w:id="11"/>
     </w:p>
     <w:p>
       <w:pPr>
@@ -7853,7 +7896,7 @@
           <w:szCs w:val="24"/>
         </w:rPr>
       </w:pPr>
-      <w:bookmarkStart w:id="11" w:name="_Toc189343490"/>
+      <w:bookmarkStart w:id="12" w:name="_Toc189502071"/>
       <w:r>
         <w:rPr>
           <w:rFonts w:asciiTheme="majorBidi" w:hAnsiTheme="majorBidi"/>
@@ -7865,7 +7908,7 @@
         </w:rPr>
         <w:t>3.2 Homotopy Type Theory</w:t>
       </w:r>
-      <w:bookmarkEnd w:id="11"/>
+      <w:bookmarkEnd w:id="12"/>
     </w:p>
     <w:p>
       <w:pPr>
@@ -8033,7 +8076,7 @@
                     <pic:cNvPicPr/>
                   </pic:nvPicPr>
                   <pic:blipFill>
-                    <a:blip r:embed="rId10">
+                    <a:blip r:embed="rId11">
                       <a:extLst>
                         <a:ext uri="{28A0092B-C50C-407E-A947-70E740481C1C}">
                           <a14:useLocalDpi xmlns:a14="http://schemas.microsoft.com/office/drawing/2010/main" val="0"/>
@@ -8974,7 +9017,7 @@
           <w:szCs w:val="24"/>
         </w:rPr>
       </w:pPr>
-      <w:bookmarkStart w:id="12" w:name="_Toc189343491"/>
+      <w:bookmarkStart w:id="13" w:name="_Toc189502072"/>
       <w:r>
         <w:rPr>
           <w:rFonts w:asciiTheme="majorBidi" w:hAnsiTheme="majorBidi"/>
@@ -9008,7 +9051,7 @@
         </w:rPr>
         <w:t xml:space="preserve"> Agda</w:t>
       </w:r>
-      <w:bookmarkEnd w:id="12"/>
+      <w:bookmarkEnd w:id="13"/>
     </w:p>
     <w:p>
       <w:pPr>
@@ -9440,7 +9483,7 @@
           <w:szCs w:val="24"/>
         </w:rPr>
       </w:pPr>
-      <w:bookmarkStart w:id="13" w:name="_Toc189343492"/>
+      <w:bookmarkStart w:id="14" w:name="_Toc189502073"/>
       <w:r>
         <w:rPr>
           <w:rStyle w:val="Heading3Char"/>
@@ -9481,7 +9524,7 @@
         </w:rPr>
         <w:t>on Agda</w:t>
       </w:r>
-      <w:bookmarkEnd w:id="13"/>
+      <w:bookmarkEnd w:id="14"/>
     </w:p>
     <w:p>
       <w:pPr>
@@ -9543,7 +9586,7 @@
                     <pic:cNvPicPr/>
                   </pic:nvPicPr>
                   <pic:blipFill>
-                    <a:blip r:embed="rId11">
+                    <a:blip r:embed="rId12">
                       <a:extLst>
                         <a:ext uri="{28A0092B-C50C-407E-A947-70E740481C1C}">
                           <a14:useLocalDpi xmlns:a14="http://schemas.microsoft.com/office/drawing/2010/main" val="0"/>
@@ -9604,7 +9647,7 @@
           <w:szCs w:val="24"/>
         </w:rPr>
       </w:pPr>
-      <w:bookmarkStart w:id="14" w:name="_Ref189344073"/>
+      <w:bookmarkStart w:id="15" w:name="_Ref189344073"/>
       <w:r>
         <w:rPr>
           <w:rFonts w:asciiTheme="majorBidi" w:hAnsiTheme="majorBidi" w:cstheme="majorBidi"/>
@@ -9660,7 +9703,7 @@
         </w:rPr>
         <w:fldChar w:fldCharType="end"/>
       </w:r>
-      <w:bookmarkEnd w:id="14"/>
+      <w:bookmarkEnd w:id="15"/>
       <w:r>
         <w:rPr>
           <w:rFonts w:asciiTheme="majorBidi" w:hAnsiTheme="majorBidi" w:cstheme="majorBidi"/>
@@ -9813,7 +9856,7 @@
                     <pic:cNvPicPr/>
                   </pic:nvPicPr>
                   <pic:blipFill>
-                    <a:blip r:embed="rId12">
+                    <a:blip r:embed="rId13">
                       <a:extLst>
                         <a:ext uri="{28A0092B-C50C-407E-A947-70E740481C1C}">
                           <a14:useLocalDpi xmlns:a14="http://schemas.microsoft.com/office/drawing/2010/main" val="0"/>
@@ -10051,7 +10094,7 @@
           <w:szCs w:val="24"/>
         </w:rPr>
       </w:pPr>
-      <w:bookmarkStart w:id="15" w:name="_Toc189343493"/>
+      <w:bookmarkStart w:id="16" w:name="_Toc189502074"/>
       <w:r>
         <w:rPr>
           <w:rStyle w:val="Heading2Char"/>
@@ -10076,7 +10119,7 @@
         </w:rPr>
         <w:t>in This Project</w:t>
       </w:r>
-      <w:bookmarkEnd w:id="15"/>
+      <w:bookmarkEnd w:id="16"/>
     </w:p>
     <w:p>
       <w:pPr>
@@ -10209,7 +10252,7 @@
           <w:szCs w:val="24"/>
         </w:rPr>
       </w:pPr>
-      <w:bookmarkStart w:id="16" w:name="_Toc189343494"/>
+      <w:bookmarkStart w:id="17" w:name="_Toc189502075"/>
       <w:r>
         <w:rPr>
           <w:rStyle w:val="Heading2Char"/>
@@ -10246,7 +10289,7 @@
         </w:rPr>
         <w:t>Contributions</w:t>
       </w:r>
-      <w:bookmarkEnd w:id="16"/>
+      <w:bookmarkEnd w:id="17"/>
     </w:p>
     <w:p>
       <w:pPr>
@@ -10303,7 +10346,7 @@
           <w:szCs w:val="28"/>
         </w:rPr>
       </w:pPr>
-      <w:bookmarkStart w:id="17" w:name="_Toc189343495"/>
+      <w:bookmarkStart w:id="18" w:name="_Toc189502076"/>
       <w:r>
         <w:rPr>
           <w:rFonts w:asciiTheme="majorBidi" w:hAnsiTheme="majorBidi"/>
@@ -10327,7 +10370,7 @@
         </w:rPr>
         <w:t xml:space="preserve">   Research/Engineering Process</w:t>
       </w:r>
-      <w:bookmarkEnd w:id="17"/>
+      <w:bookmarkEnd w:id="18"/>
     </w:p>
     <w:p>
       <w:pPr>
@@ -10342,7 +10385,7 @@
           <w:szCs w:val="24"/>
         </w:rPr>
       </w:pPr>
-      <w:bookmarkStart w:id="18" w:name="_Toc189343496"/>
+      <w:bookmarkStart w:id="19" w:name="_Toc189502077"/>
       <w:r>
         <w:rPr>
           <w:rFonts w:asciiTheme="majorBidi" w:eastAsia="Times New Roman" w:hAnsiTheme="majorBidi"/>
@@ -10365,7 +10408,7 @@
         </w:rPr>
         <w:t>.1 Problem Statement</w:t>
       </w:r>
-      <w:bookmarkEnd w:id="18"/>
+      <w:bookmarkEnd w:id="19"/>
     </w:p>
     <w:p>
       <w:pPr>
@@ -10439,7 +10482,7 @@
           <w:szCs w:val="22"/>
         </w:rPr>
       </w:pPr>
-      <w:bookmarkStart w:id="19" w:name="_Toc189343497"/>
+      <w:bookmarkStart w:id="20" w:name="_Toc189502078"/>
       <w:r>
         <w:rPr>
           <w:rFonts w:asciiTheme="majorBidi" w:eastAsia="Times New Roman" w:hAnsiTheme="majorBidi"/>
@@ -10451,7 +10494,7 @@
         </w:rPr>
         <w:t>4.1.1 Theoretical Foundations and Research Methodology</w:t>
       </w:r>
-      <w:bookmarkEnd w:id="19"/>
+      <w:bookmarkEnd w:id="20"/>
     </w:p>
     <w:p>
       <w:pPr>
@@ -10537,7 +10580,7 @@
           <w:color w:val="auto"/>
         </w:rPr>
       </w:pPr>
-      <w:bookmarkStart w:id="20" w:name="_Toc189343498"/>
+      <w:bookmarkStart w:id="21" w:name="_Toc189502079"/>
       <w:r>
         <w:rPr>
           <w:rFonts w:asciiTheme="majorBidi" w:eastAsia="Times New Roman" w:hAnsiTheme="majorBidi"/>
@@ -10547,7 +10590,7 @@
         </w:rPr>
         <w:t>4.1.2 Study Limitations</w:t>
       </w:r>
-      <w:bookmarkEnd w:id="20"/>
+      <w:bookmarkEnd w:id="21"/>
     </w:p>
     <w:p>
       <w:pPr>
@@ -10812,7 +10855,7 @@
           <w:szCs w:val="24"/>
         </w:rPr>
       </w:pPr>
-      <w:bookmarkStart w:id="21" w:name="_Toc189343499"/>
+      <w:bookmarkStart w:id="22" w:name="_Toc189502080"/>
       <w:r>
         <w:rPr>
           <w:rFonts w:asciiTheme="majorBidi" w:eastAsia="Times New Roman" w:hAnsiTheme="majorBidi"/>
@@ -10824,7 +10867,7 @@
         </w:rPr>
         <w:t>4.3 Proof Refinement Algorithm</w:t>
       </w:r>
-      <w:bookmarkEnd w:id="21"/>
+      <w:bookmarkEnd w:id="22"/>
       <w:r>
         <w:rPr>
           <w:rFonts w:asciiTheme="majorBidi" w:eastAsia="Times New Roman" w:hAnsiTheme="majorBidi"/>
@@ -10877,7 +10920,7 @@
                     </pic:cNvPicPr>
                   </pic:nvPicPr>
                   <pic:blipFill rotWithShape="1">
-                    <a:blip r:embed="rId13">
+                    <a:blip r:embed="rId14">
                       <a:extLst>
                         <a:ext uri="{28A0092B-C50C-407E-A947-70E740481C1C}">
                           <a14:useLocalDpi xmlns:a14="http://schemas.microsoft.com/office/drawing/2010/main" val="0"/>
@@ -11097,7 +11140,7 @@
           <w:szCs w:val="24"/>
         </w:rPr>
       </w:pPr>
-      <w:bookmarkStart w:id="22" w:name="_Toc189343500"/>
+      <w:bookmarkStart w:id="23" w:name="_Toc189502081"/>
       <w:r>
         <w:rPr>
           <w:rFonts w:asciiTheme="majorBidi" w:eastAsia="Times New Roman" w:hAnsiTheme="majorBidi"/>
@@ -11143,7 +11186,7 @@
         </w:rPr>
         <w:t xml:space="preserve"> Challenges</w:t>
       </w:r>
-      <w:bookmarkEnd w:id="22"/>
+      <w:bookmarkEnd w:id="23"/>
     </w:p>
     <w:p>
       <w:pPr>
@@ -11176,7 +11219,7 @@
           <w:color w:val="auto"/>
         </w:rPr>
       </w:pPr>
-      <w:bookmarkStart w:id="23" w:name="_Toc189343501"/>
+      <w:bookmarkStart w:id="24" w:name="_Toc189502082"/>
       <w:r>
         <w:rPr>
           <w:rStyle w:val="Heading3Char"/>
@@ -11238,7 +11281,7 @@
         </w:rPr>
         <w:t xml:space="preserve"> ChatGPT-4o Mini Performance Issues</w:t>
       </w:r>
-      <w:bookmarkEnd w:id="23"/>
+      <w:bookmarkEnd w:id="24"/>
     </w:p>
     <w:p>
       <w:pPr>
@@ -11270,7 +11313,7 @@
           <w:color w:val="auto"/>
         </w:rPr>
       </w:pPr>
-      <w:bookmarkStart w:id="24" w:name="_Toc189343502"/>
+      <w:bookmarkStart w:id="25" w:name="_Toc189502083"/>
       <w:r>
         <w:rPr>
           <w:rStyle w:val="Heading3Char"/>
@@ -11332,7 +11375,7 @@
         </w:rPr>
         <w:t xml:space="preserve"> Non-Convergence in Proof Refinement</w:t>
       </w:r>
-      <w:bookmarkEnd w:id="24"/>
+      <w:bookmarkEnd w:id="25"/>
       <w:r>
         <w:rPr>
           <w:rStyle w:val="Heading3Char"/>
@@ -11403,7 +11446,7 @@
           <w:rFonts w:asciiTheme="majorBidi" w:hAnsiTheme="majorBidi" w:cstheme="majorBidi"/>
         </w:rPr>
       </w:pPr>
-      <w:bookmarkStart w:id="25" w:name="_Toc189343503"/>
+      <w:bookmarkStart w:id="26" w:name="_Toc189502084"/>
       <w:r>
         <w:rPr>
           <w:rStyle w:val="Heading3Char"/>
@@ -11466,7 +11509,7 @@
         </w:rPr>
         <w:t xml:space="preserve"> Efficiency and API Optimization</w:t>
       </w:r>
-      <w:bookmarkEnd w:id="25"/>
+      <w:bookmarkEnd w:id="26"/>
     </w:p>
     <w:p>
       <w:pPr>
@@ -11504,7 +11547,7 @@
           <w:color w:val="auto"/>
         </w:rPr>
       </w:pPr>
-      <w:bookmarkStart w:id="26" w:name="_Toc189343504"/>
+      <w:bookmarkStart w:id="27" w:name="_Toc189502085"/>
       <w:r>
         <w:rPr>
           <w:rStyle w:val="Heading3Char"/>
@@ -11566,7 +11609,7 @@
         </w:rPr>
         <w:t xml:space="preserve"> Agda’s Strict Syntax and GPT-4o Adaptation</w:t>
       </w:r>
-      <w:bookmarkEnd w:id="26"/>
+      <w:bookmarkEnd w:id="27"/>
       <w:r>
         <w:rPr>
           <w:rStyle w:val="Heading3Char"/>
@@ -11608,7 +11651,7 @@
           <w:color w:val="auto"/>
         </w:rPr>
       </w:pPr>
-      <w:bookmarkStart w:id="27" w:name="_Toc189343505"/>
+      <w:bookmarkStart w:id="28" w:name="_Toc189502086"/>
       <w:r>
         <w:rPr>
           <w:rStyle w:val="Heading3Char"/>
@@ -11670,7 +11713,7 @@
         </w:rPr>
         <w:t xml:space="preserve"> Ensuring Proof Correctness Beyond Agda Verification</w:t>
       </w:r>
-      <w:bookmarkEnd w:id="27"/>
+      <w:bookmarkEnd w:id="28"/>
     </w:p>
     <w:p>
       <w:pPr>
@@ -11747,7 +11790,7 @@
           <w:rtl/>
         </w:rPr>
       </w:pPr>
-      <w:bookmarkStart w:id="28" w:name="_Toc189343506"/>
+      <w:bookmarkStart w:id="29" w:name="_Toc189502087"/>
       <w:r>
         <w:rPr>
           <w:rFonts w:asciiTheme="majorBidi" w:eastAsia="Times New Roman" w:hAnsiTheme="majorBidi"/>
@@ -11793,7 +11836,7 @@
         </w:rPr>
         <w:t xml:space="preserve"> Key Decisions</w:t>
       </w:r>
-      <w:bookmarkEnd w:id="28"/>
+      <w:bookmarkEnd w:id="29"/>
     </w:p>
     <w:p>
       <w:pPr>
@@ -11969,7 +12012,7 @@
           <w:szCs w:val="24"/>
         </w:rPr>
       </w:pPr>
-      <w:bookmarkStart w:id="29" w:name="_Toc189343507"/>
+      <w:bookmarkStart w:id="30" w:name="_Toc189502088"/>
       <w:r>
         <w:rPr>
           <w:rStyle w:val="Heading2Char"/>
@@ -12043,7 +12086,7 @@
         </w:rPr>
         <w:t>iagrams and GUI</w:t>
       </w:r>
-      <w:bookmarkEnd w:id="29"/>
+      <w:bookmarkEnd w:id="30"/>
     </w:p>
     <w:p>
       <w:pPr>
@@ -12106,7 +12149,7 @@
                     </pic:cNvPicPr>
                   </pic:nvPicPr>
                   <pic:blipFill>
-                    <a:blip r:embed="rId14">
+                    <a:blip r:embed="rId15">
                       <a:extLst>
                         <a:ext uri="{28A0092B-C50C-407E-A947-70E740481C1C}">
                           <a14:useLocalDpi xmlns:a14="http://schemas.microsoft.com/office/drawing/2010/main" val="0"/>
@@ -12143,7 +12186,7 @@
           </wp:anchor>
         </w:drawing>
       </w:r>
-      <w:bookmarkStart w:id="30" w:name="_Toc189343508"/>
+      <w:bookmarkStart w:id="31" w:name="_Toc189502089"/>
       <w:r>
         <w:rPr>
           <w:rStyle w:val="Heading3Char"/>
@@ -12185,7 +12228,7 @@
         </w:rPr>
         <w:t xml:space="preserve"> Use-Case and Activity Diagrams</w:t>
       </w:r>
-      <w:bookmarkEnd w:id="30"/>
+      <w:bookmarkEnd w:id="31"/>
     </w:p>
     <w:p>
       <w:pPr>
@@ -12202,7 +12245,7 @@
           <w:rtl/>
         </w:rPr>
       </w:pPr>
-      <w:bookmarkStart w:id="31" w:name="_Ref176552441"/>
+      <w:bookmarkStart w:id="32" w:name="_Ref176552441"/>
       <w:r>
         <w:rPr>
           <w:rFonts w:asciiTheme="majorBidi" w:hAnsiTheme="majorBidi" w:cstheme="majorBidi"/>
@@ -12270,7 +12313,7 @@
         </w:rPr>
         <w:fldChar w:fldCharType="end"/>
       </w:r>
-      <w:bookmarkEnd w:id="31"/>
+      <w:bookmarkEnd w:id="32"/>
       <w:r>
         <w:rPr>
           <w:rFonts w:asciiTheme="majorBidi" w:hAnsiTheme="majorBidi" w:cstheme="majorBidi"/>
@@ -12355,7 +12398,7 @@
         </w:rPr>
         <w:t xml:space="preserve">ystem. Created by </w:t>
       </w:r>
-      <w:hyperlink r:id="rId15" w:history="1">
+      <w:hyperlink r:id="rId16" w:history="1">
         <w:r>
           <w:rPr>
             <w:rFonts w:asciiTheme="majorBidi" w:hAnsiTheme="majorBidi" w:cstheme="majorBidi"/>
@@ -12448,7 +12491,7 @@
               </wp:anchor>
             </w:drawing>
           </mc:Choice>
-          <mc:Fallback xmlns:w16sdtfl="http://schemas.microsoft.com/office/word/2024/wordml/sdtformatlock" xmlns:w16sdtdh="http://schemas.microsoft.com/office/word/2020/wordml/sdtdatahash" xmlns:w16du="http://schemas.microsoft.com/office/word/2023/wordml/word16du" xmlns:w16="http://schemas.microsoft.com/office/word/2018/wordml" xmlns:w16cex="http://schemas.microsoft.com/office/word/2018/wordml/cex" xmlns:oel="http://schemas.microsoft.com/office/2019/extlst">
+          <mc:Fallback xmlns:oel="http://schemas.microsoft.com/office/2019/extlst" xmlns:w16cex="http://schemas.microsoft.com/office/word/2018/wordml/cex" xmlns:w16="http://schemas.microsoft.com/office/word/2018/wordml" xmlns:w16du="http://schemas.microsoft.com/office/word/2023/wordml/word16du" xmlns:w16sdtdh="http://schemas.microsoft.com/office/word/2020/wordml/sdtdatahash" xmlns:w16sdtfl="http://schemas.microsoft.com/office/word/2024/wordml/sdtformatlock">
             <w:pict>
               <v:rect w14:anchorId="7D14D7CF" id="Rectangle 13" o:spid="_x0000_s1026" style="position:absolute;margin-left:59.85pt;margin-top:-4.2pt;width:291.35pt;height:442.9pt;z-index:251666432;visibility:visible;mso-wrap-style:square;mso-wrap-distance-left:9pt;mso-wrap-distance-top:0;mso-wrap-distance-right:9pt;mso-wrap-distance-bottom:0;mso-position-horizontal:absolute;mso-position-horizontal-relative:text;mso-position-vertical:absolute;mso-position-vertical-relative:text;v-text-anchor:middle" o:gfxdata="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" filled="f" strokecolor="black [3213]" strokeweight="1pt"/>
             </w:pict>
@@ -12478,7 +12521,7 @@
                     </pic:cNvPicPr>
                   </pic:nvPicPr>
                   <pic:blipFill>
-                    <a:blip r:embed="rId16">
+                    <a:blip r:embed="rId17">
                       <a:extLst>
                         <a:ext uri="{28A0092B-C50C-407E-A947-70E740481C1C}">
                           <a14:useLocalDpi xmlns:a14="http://schemas.microsoft.com/office/drawing/2010/main" val="0"/>
@@ -12524,7 +12567,7 @@
           <w:szCs w:val="24"/>
         </w:rPr>
       </w:pPr>
-      <w:bookmarkStart w:id="32" w:name="_Ref176552491"/>
+      <w:bookmarkStart w:id="33" w:name="_Ref176552491"/>
       <w:r>
         <w:rPr>
           <w:rFonts w:asciiTheme="majorBidi" w:hAnsiTheme="majorBidi" w:cstheme="majorBidi"/>
@@ -12592,7 +12635,7 @@
         </w:rPr>
         <w:fldChar w:fldCharType="end"/>
       </w:r>
-      <w:bookmarkEnd w:id="32"/>
+      <w:bookmarkEnd w:id="33"/>
       <w:r>
         <w:rPr>
           <w:rFonts w:asciiTheme="majorBidi" w:hAnsiTheme="majorBidi" w:cstheme="majorBidi"/>
@@ -12677,7 +12720,7 @@
         </w:rPr>
         <w:t xml:space="preserve">ystem. Created by </w:t>
       </w:r>
-      <w:hyperlink r:id="rId17" w:history="1">
+      <w:hyperlink r:id="rId18" w:history="1">
         <w:r>
           <w:rPr>
             <w:rFonts w:asciiTheme="majorBidi" w:hAnsiTheme="majorBidi" w:cstheme="majorBidi"/>
@@ -12704,7 +12747,7 @@
           <w:color w:val="auto"/>
         </w:rPr>
       </w:pPr>
-      <w:bookmarkStart w:id="33" w:name="_Toc189343509"/>
+      <w:bookmarkStart w:id="34" w:name="_Toc189502090"/>
       <w:r>
         <w:rPr>
           <w:rStyle w:val="Heading3Char"/>
@@ -12736,7 +12779,7 @@
         </w:rPr>
         <w:t>.2 User Interaction with the UI</w:t>
       </w:r>
-      <w:bookmarkEnd w:id="33"/>
+      <w:bookmarkEnd w:id="34"/>
     </w:p>
     <w:p>
       <w:pPr>
@@ -12859,22 +12902,14 @@
           <w:sz w:val="24"/>
           <w:szCs w:val="24"/>
         </w:rPr>
-        <w:instrText xml:space="preserve"> REF _Ref189344160 \h </w:instrText>
-      </w:r>
-      <w:r>
-        <w:rPr>
-          <w:rFonts w:asciiTheme="majorBidi" w:hAnsiTheme="majorBidi" w:cstheme="majorBidi"/>
-          <w:sz w:val="24"/>
-          <w:szCs w:val="24"/>
-        </w:rPr>
-      </w:r>
-      <w:r>
-        <w:rPr>
-          <w:rFonts w:asciiTheme="majorBidi" w:hAnsiTheme="majorBidi" w:cstheme="majorBidi"/>
-          <w:sz w:val="24"/>
-          <w:szCs w:val="24"/>
-        </w:rPr>
-        <w:instrText xml:space="preserve"> \* MERGEFORMAT </w:instrText>
+        <w:instrText xml:space="preserve"> REF _Ref189344160 \h  \* MERGEFORMAT </w:instrText>
+      </w:r>
+      <w:r>
+        <w:rPr>
+          <w:rFonts w:asciiTheme="majorBidi" w:hAnsiTheme="majorBidi" w:cstheme="majorBidi"/>
+          <w:sz w:val="24"/>
+          <w:szCs w:val="24"/>
+        </w:rPr>
       </w:r>
       <w:r>
         <w:rPr>
@@ -12917,8 +12952,6 @@
         </w:rPr>
         <w:t>.</w:t>
       </w:r>
-      <w:bookmarkStart w:id="34" w:name="_GoBack"/>
-      <w:bookmarkEnd w:id="34"/>
     </w:p>
     <w:p>
       <w:pPr>
@@ -12933,7 +12966,7 @@
           <w:szCs w:val="28"/>
         </w:rPr>
       </w:pPr>
-      <w:bookmarkStart w:id="35" w:name="_Toc189343510"/>
+      <w:bookmarkStart w:id="35" w:name="_Toc189502091"/>
       <w:r>
         <w:rPr>
           <w:rFonts w:asciiTheme="majorBidi" w:hAnsiTheme="majorBidi"/>
@@ -13016,7 +13049,7 @@
           <w:szCs w:val="24"/>
         </w:rPr>
       </w:pPr>
-      <w:bookmarkStart w:id="36" w:name="_Toc189343511"/>
+      <w:bookmarkStart w:id="36" w:name="_Toc189502092"/>
       <w:r>
         <w:rPr>
           <w:rFonts w:asciiTheme="majorBidi" w:eastAsia="Times New Roman" w:hAnsiTheme="majorBidi"/>
@@ -13117,7 +13150,7 @@
                     <pic:cNvPicPr/>
                   </pic:nvPicPr>
                   <pic:blipFill>
-                    <a:blip r:embed="rId18">
+                    <a:blip r:embed="rId19">
                       <a:extLst>
                         <a:ext uri="{28A0092B-C50C-407E-A947-70E740481C1C}">
                           <a14:useLocalDpi xmlns:a14="http://schemas.microsoft.com/office/drawing/2010/main" val="0"/>
@@ -13187,8 +13220,8 @@
           <w:szCs w:val="24"/>
         </w:rPr>
       </w:pPr>
-      <w:bookmarkStart w:id="38" w:name="_Ref189344010"/>
-      <w:bookmarkStart w:id="39" w:name="_Ref189344160"/>
+      <w:bookmarkStart w:id="38" w:name="_Ref189344160"/>
+      <w:bookmarkStart w:id="39" w:name="_Ref189344010"/>
       <w:r>
         <w:rPr>
           <w:rFonts w:asciiTheme="majorBidi" w:hAnsiTheme="majorBidi" w:cstheme="majorBidi"/>
@@ -13257,7 +13290,7 @@
         <w:fldChar w:fldCharType="end"/>
       </w:r>
       <w:bookmarkEnd w:id="37"/>
-      <w:bookmarkEnd w:id="39"/>
+      <w:bookmarkEnd w:id="38"/>
       <w:r>
         <w:rPr>
           <w:rFonts w:asciiTheme="majorBidi" w:hAnsiTheme="majorBidi" w:cstheme="majorBidi"/>
@@ -13270,7 +13303,7 @@
         </w:rPr>
         <w:t>. GUI of the system.</w:t>
       </w:r>
-      <w:bookmarkEnd w:id="38"/>
+      <w:bookmarkEnd w:id="39"/>
     </w:p>
     <w:p/>
     <w:p/>
@@ -13289,7 +13322,7 @@
           <w:color w:val="auto"/>
         </w:rPr>
       </w:pPr>
-      <w:bookmarkStart w:id="40" w:name="_Toc189343512"/>
+      <w:bookmarkStart w:id="40" w:name="_Toc189502093"/>
       <w:r>
         <w:rPr>
           <w:rFonts w:asciiTheme="majorBidi" w:eastAsia="Times New Roman" w:hAnsiTheme="majorBidi"/>
@@ -13378,7 +13411,7 @@
                     <pic:cNvPicPr/>
                   </pic:nvPicPr>
                   <pic:blipFill>
-                    <a:blip r:embed="rId19"/>
+                    <a:blip r:embed="rId20"/>
                     <a:stretch>
                       <a:fillRect/>
                     </a:stretch>
@@ -13623,7 +13656,7 @@
                     <pic:cNvPicPr/>
                   </pic:nvPicPr>
                   <pic:blipFill>
-                    <a:blip r:embed="rId20"/>
+                    <a:blip r:embed="rId21"/>
                     <a:stretch>
                       <a:fillRect/>
                     </a:stretch>
@@ -13906,239 +13939,6 @@
             <wp:extent cx="1962424" cy="714475"/>
             <wp:effectExtent l="0" t="0" r="0" b="9525"/>
             <wp:docPr id="4" name="Picture 4"/>
-            <wp:cNvGraphicFramePr>
-              <a:graphicFrameLocks xmlns:a="http://schemas.openxmlformats.org/drawingml/2006/main" noChangeAspect="1"/>
-            </wp:cNvGraphicFramePr>
-            <a:graphic xmlns:a="http://schemas.openxmlformats.org/drawingml/2006/main">
-              <a:graphicData uri="http://schemas.openxmlformats.org/drawingml/2006/picture">
-                <pic:pic xmlns:pic="http://schemas.openxmlformats.org/drawingml/2006/picture">
-                  <pic:nvPicPr>
-                    <pic:cNvPr id="1" name=""/>
-                    <pic:cNvPicPr/>
-                  </pic:nvPicPr>
-                  <pic:blipFill>
-                    <a:blip r:embed="rId21"/>
-                    <a:stretch>
-                      <a:fillRect/>
-                    </a:stretch>
-                  </pic:blipFill>
-                  <pic:spPr>
-                    <a:xfrm>
-                      <a:off x="0" y="0"/>
-                      <a:ext cx="1962424" cy="714475"/>
-                    </a:xfrm>
-                    <a:prstGeom prst="rect">
-                      <a:avLst/>
-                    </a:prstGeom>
-                  </pic:spPr>
-                </pic:pic>
-              </a:graphicData>
-            </a:graphic>
-          </wp:inline>
-        </w:drawing>
-      </w:r>
-    </w:p>
-    <w:p>
-      <w:pPr>
-        <w:pStyle w:val="Caption"/>
-        <w:jc w:val="center"/>
-        <w:rPr>
-          <w:rFonts w:asciiTheme="majorBidi" w:hAnsiTheme="majorBidi" w:cstheme="majorBidi"/>
-          <w:i w:val="0"/>
-          <w:iCs w:val="0"/>
-          <w:noProof/>
-          <w:color w:val="auto"/>
-          <w:sz w:val="24"/>
-          <w:szCs w:val="24"/>
-        </w:rPr>
-      </w:pPr>
-      <w:r>
-        <w:rPr>
-          <w:rFonts w:asciiTheme="majorBidi" w:hAnsiTheme="majorBidi" w:cstheme="majorBidi"/>
-          <w:i w:val="0"/>
-          <w:iCs w:val="0"/>
-          <w:color w:val="auto"/>
-          <w:sz w:val="24"/>
-          <w:szCs w:val="24"/>
-        </w:rPr>
-        <w:t xml:space="preserve">Figure </w:t>
-      </w:r>
-      <w:r>
-        <w:rPr>
-          <w:rFonts w:asciiTheme="majorBidi" w:hAnsiTheme="majorBidi" w:cstheme="majorBidi"/>
-          <w:i w:val="0"/>
-          <w:iCs w:val="0"/>
-          <w:color w:val="auto"/>
-          <w:sz w:val="24"/>
-          <w:szCs w:val="24"/>
-        </w:rPr>
-        <w:fldChar w:fldCharType="begin"/>
-      </w:r>
-      <w:r>
-        <w:rPr>
-          <w:rFonts w:asciiTheme="majorBidi" w:hAnsiTheme="majorBidi" w:cstheme="majorBidi"/>
-          <w:i w:val="0"/>
-          <w:iCs w:val="0"/>
-          <w:color w:val="auto"/>
-          <w:sz w:val="24"/>
-          <w:szCs w:val="24"/>
-        </w:rPr>
-        <w:instrText xml:space="preserve"> SEQ Figure \* ARABIC </w:instrText>
-      </w:r>
-      <w:r>
-        <w:rPr>
-          <w:rFonts w:asciiTheme="majorBidi" w:hAnsiTheme="majorBidi" w:cstheme="majorBidi"/>
-          <w:i w:val="0"/>
-          <w:iCs w:val="0"/>
-          <w:color w:val="auto"/>
-          <w:sz w:val="24"/>
-          <w:szCs w:val="24"/>
-        </w:rPr>
-        <w:fldChar w:fldCharType="separate"/>
-      </w:r>
-      <w:r>
-        <w:rPr>
-          <w:rFonts w:asciiTheme="majorBidi" w:hAnsiTheme="majorBidi" w:cstheme="majorBidi"/>
-          <w:i w:val="0"/>
-          <w:iCs w:val="0"/>
-          <w:noProof/>
-          <w:color w:val="auto"/>
-          <w:sz w:val="24"/>
-          <w:szCs w:val="24"/>
-        </w:rPr>
-        <w:t>11</w:t>
-      </w:r>
-      <w:r>
-        <w:rPr>
-          <w:rFonts w:asciiTheme="majorBidi" w:hAnsiTheme="majorBidi" w:cstheme="majorBidi"/>
-          <w:i w:val="0"/>
-          <w:iCs w:val="0"/>
-          <w:color w:val="auto"/>
-          <w:sz w:val="24"/>
-          <w:szCs w:val="24"/>
-        </w:rPr>
-        <w:fldChar w:fldCharType="end"/>
-      </w:r>
-      <w:r>
-        <w:rPr>
-          <w:rFonts w:asciiTheme="majorBidi" w:hAnsiTheme="majorBidi" w:cstheme="majorBidi"/>
-          <w:i w:val="0"/>
-          <w:iCs w:val="0"/>
-          <w:noProof/>
-          <w:color w:val="auto"/>
-          <w:sz w:val="24"/>
-          <w:szCs w:val="24"/>
-        </w:rPr>
-        <w:t>. Set iteration limit button</w:t>
-      </w:r>
-    </w:p>
-    <w:p>
-      <w:pPr>
-        <w:spacing w:line="360" w:lineRule="auto"/>
-        <w:jc w:val="both"/>
-        <w:rPr>
-          <w:rFonts w:asciiTheme="majorBidi" w:hAnsiTheme="majorBidi" w:cstheme="majorBidi"/>
-          <w:sz w:val="24"/>
-          <w:szCs w:val="24"/>
-        </w:rPr>
-      </w:pPr>
-      <w:r>
-        <w:rPr>
-          <w:rFonts w:asciiTheme="majorBidi" w:hAnsiTheme="majorBidi" w:cstheme="majorBidi"/>
-          <w:sz w:val="24"/>
-          <w:szCs w:val="24"/>
-        </w:rPr>
-        <w:t>Sets iteration limit for proof verification (Will be saved under &lt;USER&gt;\ProofVerifier for any operation system).</w:t>
-      </w:r>
-    </w:p>
-    <w:p/>
-    <w:p>
-      <w:pPr>
-        <w:pStyle w:val="ListParagraph"/>
-        <w:spacing w:line="360" w:lineRule="auto"/>
-        <w:ind w:left="1440"/>
-        <w:rPr>
-          <w:rFonts w:asciiTheme="majorBidi" w:hAnsiTheme="majorBidi" w:cstheme="majorBidi"/>
-          <w:sz w:val="24"/>
-          <w:szCs w:val="24"/>
-        </w:rPr>
-      </w:pPr>
-    </w:p>
-    <w:p>
-      <w:pPr>
-        <w:pStyle w:val="ListParagraph"/>
-        <w:spacing w:line="360" w:lineRule="auto"/>
-        <w:ind w:left="1440"/>
-        <w:rPr>
-          <w:rFonts w:asciiTheme="majorBidi" w:hAnsiTheme="majorBidi" w:cstheme="majorBidi"/>
-          <w:sz w:val="24"/>
-          <w:szCs w:val="24"/>
-        </w:rPr>
-      </w:pPr>
-    </w:p>
-    <w:p>
-      <w:pPr>
-        <w:pStyle w:val="ListParagraph"/>
-        <w:spacing w:line="360" w:lineRule="auto"/>
-        <w:ind w:left="1440"/>
-        <w:rPr>
-          <w:rFonts w:asciiTheme="majorBidi" w:hAnsiTheme="majorBidi" w:cstheme="majorBidi"/>
-          <w:sz w:val="24"/>
-          <w:szCs w:val="24"/>
-        </w:rPr>
-      </w:pPr>
-    </w:p>
-    <w:p>
-      <w:pPr>
-        <w:pStyle w:val="ListParagraph"/>
-        <w:numPr>
-          <w:ilvl w:val="1"/>
-          <w:numId w:val="22"/>
-        </w:numPr>
-        <w:spacing w:line="360" w:lineRule="auto"/>
-        <w:rPr>
-          <w:rFonts w:asciiTheme="majorBidi" w:hAnsiTheme="majorBidi" w:cstheme="majorBidi"/>
-          <w:sz w:val="24"/>
-          <w:szCs w:val="24"/>
-        </w:rPr>
-      </w:pPr>
-      <w:r>
-        <w:rPr>
-          <w:rFonts w:asciiTheme="majorBidi" w:hAnsiTheme="majorBidi" w:cstheme="majorBidi"/>
-          <w:sz w:val="24"/>
-          <w:szCs w:val="24"/>
-        </w:rPr>
-        <w:lastRenderedPageBreak/>
-        <w:t xml:space="preserve">Set </w:t>
-      </w:r>
-      <w:r>
-        <w:rPr>
-          <w:rFonts w:asciiTheme="majorBidi" w:hAnsiTheme="majorBidi" w:cstheme="majorBidi"/>
-          <w:sz w:val="24"/>
-          <w:szCs w:val="24"/>
-        </w:rPr>
-        <w:t>API Key</w:t>
-      </w:r>
-    </w:p>
-    <w:p>
-      <w:pPr>
-        <w:pStyle w:val="ListParagraph"/>
-        <w:keepNext/>
-        <w:spacing w:line="360" w:lineRule="auto"/>
-        <w:ind w:left="1440"/>
-      </w:pPr>
-      <w:r>
-        <w:rPr>
-          <w:rFonts w:asciiTheme="majorBidi" w:hAnsiTheme="majorBidi" w:cstheme="majorBidi"/>
-          <w:noProof/>
-          <w:sz w:val="24"/>
-          <w:szCs w:val="24"/>
-        </w:rPr>
-        <w:drawing>
-          <wp:inline distT="0" distB="0" distL="0" distR="0" wp14:anchorId="4E8D9ACC" wp14:editId="29786B83">
-            <wp:extent cx="1962424" cy="685896"/>
-            <wp:effectExtent l="0" t="0" r="0" b="0"/>
-            <wp:docPr id="6" name="Picture 6"/>
             <wp:cNvGraphicFramePr>
               <a:graphicFrameLocks xmlns:a="http://schemas.openxmlformats.org/drawingml/2006/main" noChangeAspect="1"/>
             </wp:cNvGraphicFramePr>
@@ -14158,7 +13958,7 @@
                   <pic:spPr>
                     <a:xfrm>
                       <a:off x="0" y="0"/>
-                      <a:ext cx="1962424" cy="685896"/>
+                      <a:ext cx="1962424" cy="714475"/>
                     </a:xfrm>
                     <a:prstGeom prst="rect">
                       <a:avLst/>
@@ -14179,9 +13979,10 @@
           <w:rFonts w:asciiTheme="majorBidi" w:hAnsiTheme="majorBidi" w:cstheme="majorBidi"/>
           <w:i w:val="0"/>
           <w:iCs w:val="0"/>
-          <w:color w:val="auto"/>
-          <w:sz w:val="36"/>
-          <w:szCs w:val="36"/>
+          <w:noProof/>
+          <w:color w:val="auto"/>
+          <w:sz w:val="24"/>
+          <w:szCs w:val="24"/>
         </w:rPr>
       </w:pPr>
       <w:r>
@@ -14238,7 +14039,7 @@
           <w:sz w:val="24"/>
           <w:szCs w:val="24"/>
         </w:rPr>
-        <w:t>12</w:t>
+        <w:t>11</w:t>
       </w:r>
       <w:r>
         <w:rPr>
@@ -14261,66 +14062,52 @@
           <w:sz w:val="24"/>
           <w:szCs w:val="24"/>
         </w:rPr>
-        <w:t>. Set API key button</w:t>
-      </w:r>
-    </w:p>
+        <w:t>. Set iteration limit button</w:t>
+      </w:r>
+    </w:p>
+    <w:p>
+      <w:pPr>
+        <w:spacing w:line="360" w:lineRule="auto"/>
+        <w:jc w:val="both"/>
+        <w:rPr>
+          <w:rFonts w:asciiTheme="majorBidi" w:hAnsiTheme="majorBidi" w:cstheme="majorBidi"/>
+          <w:sz w:val="24"/>
+          <w:szCs w:val="24"/>
+        </w:rPr>
+      </w:pPr>
+      <w:r>
+        <w:rPr>
+          <w:rFonts w:asciiTheme="majorBidi" w:hAnsiTheme="majorBidi" w:cstheme="majorBidi"/>
+          <w:sz w:val="24"/>
+          <w:szCs w:val="24"/>
+        </w:rPr>
+        <w:t>Sets iteration limit for proof verification (Will be saved under &lt;USER&gt;\ProofVerifier for any operation system).</w:t>
+      </w:r>
+    </w:p>
+    <w:p/>
     <w:p>
       <w:pPr>
         <w:pStyle w:val="ListParagraph"/>
         <w:spacing w:line="360" w:lineRule="auto"/>
         <w:ind w:left="1440"/>
-        <w:jc w:val="both"/>
-        <w:rPr>
-          <w:rFonts w:asciiTheme="majorBidi" w:hAnsiTheme="majorBidi" w:cstheme="majorBidi"/>
-          <w:sz w:val="24"/>
-          <w:szCs w:val="24"/>
-        </w:rPr>
-      </w:pPr>
-      <w:r>
-        <w:rPr>
-          <w:rFonts w:asciiTheme="majorBidi" w:hAnsiTheme="majorBidi" w:cstheme="majorBidi"/>
-          <w:sz w:val="24"/>
-          <w:szCs w:val="24"/>
-        </w:rPr>
-        <w:t xml:space="preserve">*Mandatory step for running the verifier* </w:t>
-      </w:r>
+        <w:rPr>
+          <w:rFonts w:asciiTheme="majorBidi" w:hAnsiTheme="majorBidi" w:cstheme="majorBidi"/>
+          <w:sz w:val="24"/>
+          <w:szCs w:val="24"/>
+        </w:rPr>
+      </w:pPr>
     </w:p>
     <w:p>
       <w:pPr>
         <w:pStyle w:val="ListParagraph"/>
         <w:spacing w:line="360" w:lineRule="auto"/>
         <w:ind w:left="1440"/>
-        <w:jc w:val="both"/>
-        <w:rPr>
-          <w:rFonts w:asciiTheme="majorBidi" w:hAnsiTheme="majorBidi" w:cstheme="majorBidi"/>
-          <w:sz w:val="24"/>
-          <w:szCs w:val="24"/>
-        </w:rPr>
-      </w:pPr>
-      <w:r>
-        <w:rPr>
-          <w:rFonts w:asciiTheme="majorBidi" w:hAnsiTheme="majorBidi" w:cstheme="majorBidi"/>
-          <w:sz w:val="24"/>
-          <w:szCs w:val="24"/>
-        </w:rPr>
-        <w:t>validate</w:t>
-      </w:r>
-      <w:r>
-        <w:rPr>
-          <w:rFonts w:asciiTheme="majorBidi" w:hAnsiTheme="majorBidi" w:cstheme="majorBidi"/>
-          <w:sz w:val="24"/>
-          <w:szCs w:val="24"/>
-        </w:rPr>
-        <w:t>s</w:t>
-      </w:r>
-      <w:r>
-        <w:rPr>
-          <w:rFonts w:asciiTheme="majorBidi" w:hAnsiTheme="majorBidi" w:cstheme="majorBidi"/>
-          <w:sz w:val="24"/>
-          <w:szCs w:val="24"/>
-        </w:rPr>
-        <w:t xml:space="preserve"> OpenAI API Key (Will be saved under &lt;USER&gt;\ProofVerifier for any operation system).</w:t>
-      </w:r>
+        <w:rPr>
+          <w:rFonts w:asciiTheme="majorBidi" w:hAnsiTheme="majorBidi" w:cstheme="majorBidi"/>
+          <w:sz w:val="24"/>
+          <w:szCs w:val="24"/>
+        </w:rPr>
+      </w:pPr>
     </w:p>
     <w:p>
       <w:pPr>
@@ -14333,29 +14120,6 @@
           <w:szCs w:val="24"/>
         </w:rPr>
       </w:pPr>
-    </w:p>
-    <w:p>
-      <w:pPr>
-        <w:pStyle w:val="ListParagraph"/>
-        <w:numPr>
-          <w:ilvl w:val="0"/>
-          <w:numId w:val="22"/>
-        </w:numPr>
-        <w:spacing w:line="360" w:lineRule="auto"/>
-        <w:rPr>
-          <w:rFonts w:asciiTheme="majorBidi" w:hAnsiTheme="majorBidi" w:cstheme="majorBidi"/>
-          <w:sz w:val="24"/>
-          <w:szCs w:val="24"/>
-        </w:rPr>
-      </w:pPr>
-      <w:r>
-        <w:rPr>
-          <w:rFonts w:asciiTheme="majorBidi" w:hAnsiTheme="majorBidi" w:cstheme="majorBidi"/>
-          <w:sz w:val="24"/>
-          <w:szCs w:val="24"/>
-        </w:rPr>
-        <w:t>Help</w:t>
-      </w:r>
     </w:p>
     <w:p>
       <w:pPr>
@@ -14377,7 +14141,16 @@
           <w:sz w:val="24"/>
           <w:szCs w:val="24"/>
         </w:rPr>
-        <w:t>User Help</w:t>
+        <w:lastRenderedPageBreak/>
+        <w:t xml:space="preserve">Set </w:t>
+      </w:r>
+      <w:r>
+        <w:rPr>
+          <w:rFonts w:asciiTheme="majorBidi" w:hAnsiTheme="majorBidi" w:cstheme="majorBidi"/>
+          <w:sz w:val="24"/>
+          <w:szCs w:val="24"/>
+        </w:rPr>
+        <w:t>API Key</w:t>
       </w:r>
     </w:p>
     <w:p>
@@ -14385,7 +14158,7 @@
         <w:pStyle w:val="ListParagraph"/>
         <w:keepNext/>
         <w:spacing w:line="360" w:lineRule="auto"/>
-        <w:ind w:firstLine="720"/>
+        <w:ind w:left="1440"/>
       </w:pPr>
       <w:r>
         <w:rPr>
@@ -14395,10 +14168,10 @@
           <w:szCs w:val="24"/>
         </w:rPr>
         <w:drawing>
-          <wp:inline distT="0" distB="0" distL="0" distR="0" wp14:anchorId="761689B8" wp14:editId="59AE4CE1">
-            <wp:extent cx="1838582" cy="914528"/>
-            <wp:effectExtent l="0" t="0" r="9525" b="0"/>
-            <wp:docPr id="2" name="Picture 2"/>
+          <wp:inline distT="0" distB="0" distL="0" distR="0" wp14:anchorId="4E8D9ACC" wp14:editId="29786B83">
+            <wp:extent cx="1962424" cy="685896"/>
+            <wp:effectExtent l="0" t="0" r="0" b="0"/>
+            <wp:docPr id="6" name="Picture 6"/>
             <wp:cNvGraphicFramePr>
               <a:graphicFrameLocks xmlns:a="http://schemas.openxmlformats.org/drawingml/2006/main" noChangeAspect="1"/>
             </wp:cNvGraphicFramePr>
@@ -14418,7 +14191,7 @@
                   <pic:spPr>
                     <a:xfrm>
                       <a:off x="0" y="0"/>
-                      <a:ext cx="1838582" cy="914528"/>
+                      <a:ext cx="1962424" cy="685896"/>
                     </a:xfrm>
                     <a:prstGeom prst="rect">
                       <a:avLst/>
@@ -14498,7 +14271,7 @@
           <w:sz w:val="24"/>
           <w:szCs w:val="24"/>
         </w:rPr>
-        <w:t>13</w:t>
+        <w:t>12</w:t>
       </w:r>
       <w:r>
         <w:rPr>
@@ -14521,7 +14294,7 @@
           <w:sz w:val="24"/>
           <w:szCs w:val="24"/>
         </w:rPr>
-        <w:t>. User help button</w:t>
+        <w:t>. Set API key button</w:t>
       </w:r>
     </w:p>
     <w:p>
@@ -14542,15 +14315,79 @@
           <w:sz w:val="24"/>
           <w:szCs w:val="24"/>
         </w:rPr>
-        <w:t>Shows the current PDF document, offers guidance on using the application.</w:t>
-      </w:r>
-      <w:r>
-        <w:rPr>
-          <w:rFonts w:asciiTheme="majorBidi" w:hAnsiTheme="majorBidi" w:cstheme="majorBidi"/>
-          <w:sz w:val="24"/>
-          <w:szCs w:val="24"/>
-        </w:rPr>
-        <w:br/>
+        <w:t xml:space="preserve">*Mandatory step for running the verifier* </w:t>
+      </w:r>
+    </w:p>
+    <w:p>
+      <w:pPr>
+        <w:pStyle w:val="ListParagraph"/>
+        <w:spacing w:line="360" w:lineRule="auto"/>
+        <w:ind w:left="1440"/>
+        <w:jc w:val="both"/>
+        <w:rPr>
+          <w:rFonts w:asciiTheme="majorBidi" w:hAnsiTheme="majorBidi" w:cstheme="majorBidi"/>
+          <w:sz w:val="24"/>
+          <w:szCs w:val="24"/>
+        </w:rPr>
+      </w:pPr>
+      <w:r>
+        <w:rPr>
+          <w:rFonts w:asciiTheme="majorBidi" w:hAnsiTheme="majorBidi" w:cstheme="majorBidi"/>
+          <w:sz w:val="24"/>
+          <w:szCs w:val="24"/>
+        </w:rPr>
+        <w:t>validate</w:t>
+      </w:r>
+      <w:r>
+        <w:rPr>
+          <w:rFonts w:asciiTheme="majorBidi" w:hAnsiTheme="majorBidi" w:cstheme="majorBidi"/>
+          <w:sz w:val="24"/>
+          <w:szCs w:val="24"/>
+        </w:rPr>
+        <w:t>s</w:t>
+      </w:r>
+      <w:r>
+        <w:rPr>
+          <w:rFonts w:asciiTheme="majorBidi" w:hAnsiTheme="majorBidi" w:cstheme="majorBidi"/>
+          <w:sz w:val="24"/>
+          <w:szCs w:val="24"/>
+        </w:rPr>
+        <w:t xml:space="preserve"> OpenAI API Key (Will be saved under &lt;USER&gt;\ProofVerifier for any operation system).</w:t>
+      </w:r>
+    </w:p>
+    <w:p>
+      <w:pPr>
+        <w:pStyle w:val="ListParagraph"/>
+        <w:spacing w:line="360" w:lineRule="auto"/>
+        <w:ind w:left="1440"/>
+        <w:rPr>
+          <w:rFonts w:asciiTheme="majorBidi" w:hAnsiTheme="majorBidi" w:cstheme="majorBidi"/>
+          <w:sz w:val="24"/>
+          <w:szCs w:val="24"/>
+        </w:rPr>
+      </w:pPr>
+    </w:p>
+    <w:p>
+      <w:pPr>
+        <w:pStyle w:val="ListParagraph"/>
+        <w:numPr>
+          <w:ilvl w:val="0"/>
+          <w:numId w:val="22"/>
+        </w:numPr>
+        <w:spacing w:line="360" w:lineRule="auto"/>
+        <w:rPr>
+          <w:rFonts w:asciiTheme="majorBidi" w:hAnsiTheme="majorBidi" w:cstheme="majorBidi"/>
+          <w:sz w:val="24"/>
+          <w:szCs w:val="24"/>
+        </w:rPr>
+      </w:pPr>
+      <w:r>
+        <w:rPr>
+          <w:rFonts w:asciiTheme="majorBidi" w:hAnsiTheme="majorBidi" w:cstheme="majorBidi"/>
+          <w:sz w:val="24"/>
+          <w:szCs w:val="24"/>
+        </w:rPr>
+        <w:t>Help</w:t>
       </w:r>
     </w:p>
     <w:p>
@@ -14558,7 +14395,7 @@
         <w:pStyle w:val="ListParagraph"/>
         <w:numPr>
           <w:ilvl w:val="1"/>
-          <w:numId w:val="23"/>
+          <w:numId w:val="22"/>
         </w:numPr>
         <w:spacing w:line="360" w:lineRule="auto"/>
         <w:rPr>
@@ -14573,7 +14410,7 @@
           <w:sz w:val="24"/>
           <w:szCs w:val="24"/>
         </w:rPr>
-        <w:t>Contact Us</w:t>
+        <w:t>User Help</w:t>
       </w:r>
     </w:p>
     <w:p>
@@ -14591,10 +14428,10 @@
           <w:szCs w:val="24"/>
         </w:rPr>
         <w:drawing>
-          <wp:inline distT="0" distB="0" distL="0" distR="0" wp14:anchorId="0EC84974" wp14:editId="34B6A854">
-            <wp:extent cx="1867161" cy="885949"/>
-            <wp:effectExtent l="0" t="0" r="0" b="9525"/>
-            <wp:docPr id="38" name="Picture 38"/>
+          <wp:inline distT="0" distB="0" distL="0" distR="0" wp14:anchorId="761689B8" wp14:editId="59AE4CE1">
+            <wp:extent cx="1838582" cy="914528"/>
+            <wp:effectExtent l="0" t="0" r="9525" b="0"/>
+            <wp:docPr id="2" name="Picture 2"/>
             <wp:cNvGraphicFramePr>
               <a:graphicFrameLocks xmlns:a="http://schemas.openxmlformats.org/drawingml/2006/main" noChangeAspect="1"/>
             </wp:cNvGraphicFramePr>
@@ -14614,6 +14451,202 @@
                   <pic:spPr>
                     <a:xfrm>
                       <a:off x="0" y="0"/>
+                      <a:ext cx="1838582" cy="914528"/>
+                    </a:xfrm>
+                    <a:prstGeom prst="rect">
+                      <a:avLst/>
+                    </a:prstGeom>
+                  </pic:spPr>
+                </pic:pic>
+              </a:graphicData>
+            </a:graphic>
+          </wp:inline>
+        </w:drawing>
+      </w:r>
+    </w:p>
+    <w:p>
+      <w:pPr>
+        <w:pStyle w:val="Caption"/>
+        <w:jc w:val="center"/>
+        <w:rPr>
+          <w:rFonts w:asciiTheme="majorBidi" w:hAnsiTheme="majorBidi" w:cstheme="majorBidi"/>
+          <w:i w:val="0"/>
+          <w:iCs w:val="0"/>
+          <w:color w:val="auto"/>
+          <w:sz w:val="36"/>
+          <w:szCs w:val="36"/>
+        </w:rPr>
+      </w:pPr>
+      <w:r>
+        <w:rPr>
+          <w:rFonts w:asciiTheme="majorBidi" w:hAnsiTheme="majorBidi" w:cstheme="majorBidi"/>
+          <w:i w:val="0"/>
+          <w:iCs w:val="0"/>
+          <w:color w:val="auto"/>
+          <w:sz w:val="24"/>
+          <w:szCs w:val="24"/>
+        </w:rPr>
+        <w:t xml:space="preserve">Figure </w:t>
+      </w:r>
+      <w:r>
+        <w:rPr>
+          <w:rFonts w:asciiTheme="majorBidi" w:hAnsiTheme="majorBidi" w:cstheme="majorBidi"/>
+          <w:i w:val="0"/>
+          <w:iCs w:val="0"/>
+          <w:color w:val="auto"/>
+          <w:sz w:val="24"/>
+          <w:szCs w:val="24"/>
+        </w:rPr>
+        <w:fldChar w:fldCharType="begin"/>
+      </w:r>
+      <w:r>
+        <w:rPr>
+          <w:rFonts w:asciiTheme="majorBidi" w:hAnsiTheme="majorBidi" w:cstheme="majorBidi"/>
+          <w:i w:val="0"/>
+          <w:iCs w:val="0"/>
+          <w:color w:val="auto"/>
+          <w:sz w:val="24"/>
+          <w:szCs w:val="24"/>
+        </w:rPr>
+        <w:instrText xml:space="preserve"> SEQ Figure \* ARABIC </w:instrText>
+      </w:r>
+      <w:r>
+        <w:rPr>
+          <w:rFonts w:asciiTheme="majorBidi" w:hAnsiTheme="majorBidi" w:cstheme="majorBidi"/>
+          <w:i w:val="0"/>
+          <w:iCs w:val="0"/>
+          <w:color w:val="auto"/>
+          <w:sz w:val="24"/>
+          <w:szCs w:val="24"/>
+        </w:rPr>
+        <w:fldChar w:fldCharType="separate"/>
+      </w:r>
+      <w:r>
+        <w:rPr>
+          <w:rFonts w:asciiTheme="majorBidi" w:hAnsiTheme="majorBidi" w:cstheme="majorBidi"/>
+          <w:i w:val="0"/>
+          <w:iCs w:val="0"/>
+          <w:noProof/>
+          <w:color w:val="auto"/>
+          <w:sz w:val="24"/>
+          <w:szCs w:val="24"/>
+        </w:rPr>
+        <w:t>13</w:t>
+      </w:r>
+      <w:r>
+        <w:rPr>
+          <w:rFonts w:asciiTheme="majorBidi" w:hAnsiTheme="majorBidi" w:cstheme="majorBidi"/>
+          <w:i w:val="0"/>
+          <w:iCs w:val="0"/>
+          <w:color w:val="auto"/>
+          <w:sz w:val="24"/>
+          <w:szCs w:val="24"/>
+        </w:rPr>
+        <w:fldChar w:fldCharType="end"/>
+      </w:r>
+      <w:r>
+        <w:rPr>
+          <w:rFonts w:asciiTheme="majorBidi" w:hAnsiTheme="majorBidi" w:cstheme="majorBidi"/>
+          <w:i w:val="0"/>
+          <w:iCs w:val="0"/>
+          <w:noProof/>
+          <w:color w:val="auto"/>
+          <w:sz w:val="24"/>
+          <w:szCs w:val="24"/>
+        </w:rPr>
+        <w:t>. User help button</w:t>
+      </w:r>
+    </w:p>
+    <w:p>
+      <w:pPr>
+        <w:pStyle w:val="ListParagraph"/>
+        <w:spacing w:line="360" w:lineRule="auto"/>
+        <w:ind w:left="1440"/>
+        <w:jc w:val="both"/>
+        <w:rPr>
+          <w:rFonts w:asciiTheme="majorBidi" w:hAnsiTheme="majorBidi" w:cstheme="majorBidi"/>
+          <w:sz w:val="24"/>
+          <w:szCs w:val="24"/>
+        </w:rPr>
+      </w:pPr>
+      <w:r>
+        <w:rPr>
+          <w:rFonts w:asciiTheme="majorBidi" w:hAnsiTheme="majorBidi" w:cstheme="majorBidi"/>
+          <w:sz w:val="24"/>
+          <w:szCs w:val="24"/>
+        </w:rPr>
+        <w:t>Shows the current PDF document, offers guidance on using the application.</w:t>
+      </w:r>
+      <w:r>
+        <w:rPr>
+          <w:rFonts w:asciiTheme="majorBidi" w:hAnsiTheme="majorBidi" w:cstheme="majorBidi"/>
+          <w:sz w:val="24"/>
+          <w:szCs w:val="24"/>
+        </w:rPr>
+        <w:br/>
+      </w:r>
+    </w:p>
+    <w:p>
+      <w:pPr>
+        <w:pStyle w:val="ListParagraph"/>
+        <w:numPr>
+          <w:ilvl w:val="1"/>
+          <w:numId w:val="23"/>
+        </w:numPr>
+        <w:spacing w:line="360" w:lineRule="auto"/>
+        <w:rPr>
+          <w:rFonts w:asciiTheme="majorBidi" w:hAnsiTheme="majorBidi" w:cstheme="majorBidi"/>
+          <w:sz w:val="24"/>
+          <w:szCs w:val="24"/>
+        </w:rPr>
+      </w:pPr>
+      <w:r>
+        <w:rPr>
+          <w:rFonts w:asciiTheme="majorBidi" w:hAnsiTheme="majorBidi" w:cstheme="majorBidi"/>
+          <w:sz w:val="24"/>
+          <w:szCs w:val="24"/>
+        </w:rPr>
+        <w:t>Contact Us</w:t>
+      </w:r>
+    </w:p>
+    <w:p>
+      <w:pPr>
+        <w:pStyle w:val="ListParagraph"/>
+        <w:keepNext/>
+        <w:spacing w:line="360" w:lineRule="auto"/>
+        <w:ind w:firstLine="720"/>
+      </w:pPr>
+      <w:r>
+        <w:rPr>
+          <w:rFonts w:asciiTheme="majorBidi" w:hAnsiTheme="majorBidi" w:cstheme="majorBidi"/>
+          <w:noProof/>
+          <w:sz w:val="24"/>
+          <w:szCs w:val="24"/>
+        </w:rPr>
+        <w:drawing>
+          <wp:inline distT="0" distB="0" distL="0" distR="0" wp14:anchorId="0EC84974" wp14:editId="34B6A854">
+            <wp:extent cx="1867161" cy="885949"/>
+            <wp:effectExtent l="0" t="0" r="0" b="9525"/>
+            <wp:docPr id="38" name="Picture 38"/>
+            <wp:cNvGraphicFramePr>
+              <a:graphicFrameLocks xmlns:a="http://schemas.openxmlformats.org/drawingml/2006/main" noChangeAspect="1"/>
+            </wp:cNvGraphicFramePr>
+            <a:graphic xmlns:a="http://schemas.openxmlformats.org/drawingml/2006/main">
+              <a:graphicData uri="http://schemas.openxmlformats.org/drawingml/2006/picture">
+                <pic:pic xmlns:pic="http://schemas.openxmlformats.org/drawingml/2006/picture">
+                  <pic:nvPicPr>
+                    <pic:cNvPr id="1" name=""/>
+                    <pic:cNvPicPr/>
+                  </pic:nvPicPr>
+                  <pic:blipFill>
+                    <a:blip r:embed="rId25"/>
+                    <a:stretch>
+                      <a:fillRect/>
+                    </a:stretch>
+                  </pic:blipFill>
+                  <pic:spPr>
+                    <a:xfrm>
+                      <a:off x="0" y="0"/>
                       <a:ext cx="1867161" cy="885949"/>
                     </a:xfrm>
                     <a:prstGeom prst="rect">
@@ -14855,7 +14888,7 @@
                     <pic:cNvPicPr/>
                   </pic:nvPicPr>
                   <pic:blipFill>
-                    <a:blip r:embed="rId25"/>
+                    <a:blip r:embed="rId26"/>
                     <a:stretch>
                       <a:fillRect/>
                     </a:stretch>
@@ -15073,7 +15106,7 @@
                     <pic:cNvPicPr/>
                   </pic:nvPicPr>
                   <pic:blipFill>
-                    <a:blip r:embed="rId26" cstate="print">
+                    <a:blip r:embed="rId27" cstate="print">
                       <a:extLst>
                         <a:ext uri="{28A0092B-C50C-407E-A947-70E740481C1C}">
                           <a14:useLocalDpi xmlns:a14="http://schemas.microsoft.com/office/drawing/2010/main" val="0"/>
@@ -15476,7 +15509,7 @@
           <w:color w:val="auto"/>
         </w:rPr>
       </w:pPr>
-      <w:bookmarkStart w:id="41" w:name="_Toc189343513"/>
+      <w:bookmarkStart w:id="41" w:name="_Toc189502094"/>
       <w:r>
         <w:rPr>
           <w:rFonts w:asciiTheme="majorBidi" w:eastAsia="Times New Roman" w:hAnsiTheme="majorBidi"/>
@@ -15560,7 +15593,7 @@
                     <pic:cNvPicPr/>
                   </pic:nvPicPr>
                   <pic:blipFill>
-                    <a:blip r:embed="rId27"/>
+                    <a:blip r:embed="rId28"/>
                     <a:stretch>
                       <a:fillRect/>
                     </a:stretch>
@@ -15612,7 +15645,7 @@
                     <pic:cNvPicPr/>
                   </pic:nvPicPr>
                   <pic:blipFill>
-                    <a:blip r:embed="rId28"/>
+                    <a:blip r:embed="rId29"/>
                     <a:stretch>
                       <a:fillRect/>
                     </a:stretch>
@@ -15781,7 +15814,7 @@
                     <pic:cNvPicPr/>
                   </pic:nvPicPr>
                   <pic:blipFill>
-                    <a:blip r:embed="rId29"/>
+                    <a:blip r:embed="rId30"/>
                     <a:stretch>
                       <a:fillRect/>
                     </a:stretch>
@@ -15824,7 +15857,7 @@
                     <pic:cNvPicPr/>
                   </pic:nvPicPr>
                   <pic:blipFill>
-                    <a:blip r:embed="rId30"/>
+                    <a:blip r:embed="rId31"/>
                     <a:stretch>
                       <a:fillRect/>
                     </a:stretch>
@@ -16014,7 +16047,7 @@
                           </pic:cNvPicPr>
                         </pic:nvPicPr>
                         <pic:blipFill>
-                          <a:blip r:embed="rId31">
+                          <a:blip r:embed="rId32">
                             <a:extLst>
                               <a:ext uri="{28A0092B-C50C-407E-A947-70E740481C1C}">
                                 <a14:useLocalDpi xmlns:a14="http://schemas.microsoft.com/office/drawing/2010/main" val="0"/>
@@ -16043,7 +16076,7 @@
                           </pic:cNvPicPr>
                         </pic:nvPicPr>
                         <pic:blipFill>
-                          <a:blip r:embed="rId32">
+                          <a:blip r:embed="rId33">
                             <a:extLst>
                               <a:ext uri="{28A0092B-C50C-407E-A947-70E740481C1C}">
                                 <a14:useLocalDpi xmlns:a14="http://schemas.microsoft.com/office/drawing/2010/main" val="0"/>
@@ -16070,7 +16103,7 @@
               </wp:anchor>
             </w:drawing>
           </mc:Choice>
-          <mc:Fallback xmlns:w16sdtfl="http://schemas.microsoft.com/office/word/2024/wordml/sdtformatlock" xmlns:w16sdtdh="http://schemas.microsoft.com/office/word/2020/wordml/sdtdatahash" xmlns:w16du="http://schemas.microsoft.com/office/word/2023/wordml/word16du" xmlns:w16="http://schemas.microsoft.com/office/word/2018/wordml" xmlns:w16cex="http://schemas.microsoft.com/office/word/2018/wordml/cex" xmlns:oel="http://schemas.microsoft.com/office/2019/extlst">
+          <mc:Fallback xmlns:oel="http://schemas.microsoft.com/office/2019/extlst" xmlns:w16cex="http://schemas.microsoft.com/office/word/2018/wordml/cex" xmlns:w16="http://schemas.microsoft.com/office/word/2018/wordml" xmlns:w16du="http://schemas.microsoft.com/office/word/2023/wordml/word16du" xmlns:w16sdtdh="http://schemas.microsoft.com/office/word/2020/wordml/sdtdatahash" xmlns:w16sdtfl="http://schemas.microsoft.com/office/word/2024/wordml/sdtformatlock">
             <w:pict>
               <v:group w14:anchorId="2A30F725" id="Group 1" o:spid="_x0000_s1026" style="position:absolute;margin-left:36.15pt;margin-top:9.75pt;width:169.35pt;height:44pt;z-index:251683840" coordsize="21510,5588" o:gfxdata="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">
                 <v:shapetype id="_x0000_t75" coordsize="21600,21600" o:spt="75" o:preferrelative="t" path="m@4@5l@4@11@9@11@9@5xe" filled="f" stroked="f">
@@ -16093,10 +16126,10 @@
                   <o:lock v:ext="edit" aspectratio="t"/>
                 </v:shapetype>
                 <v:shape id="Picture 1" o:spid="_x0000_s1027" type="#_x0000_t75" style="position:absolute;width:5429;height:5588;visibility:visible;mso-wrap-style:square" o:gfxdata="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">
-                  <v:imagedata r:id="rId33" o:title=""/>
+                  <v:imagedata r:id="rId34" o:title=""/>
                 </v:shape>
                 <v:shape id="Picture 1" o:spid="_x0000_s1028" type="#_x0000_t75" style="position:absolute;left:6175;top:3681;width:15335;height:1905;visibility:visible;mso-wrap-style:square" o:gfxdata="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">
-                  <v:imagedata r:id="rId34" o:title=""/>
+                  <v:imagedata r:id="rId35" o:title=""/>
                 </v:shape>
                 <w10:wrap type="square"/>
               </v:group>
@@ -16268,7 +16301,7 @@
                     <pic:cNvPicPr/>
                   </pic:nvPicPr>
                   <pic:blipFill>
-                    <a:blip r:embed="rId35"/>
+                    <a:blip r:embed="rId36"/>
                     <a:stretch>
                       <a:fillRect/>
                     </a:stretch>
@@ -16317,7 +16350,7 @@
                     <pic:cNvPicPr/>
                   </pic:nvPicPr>
                   <pic:blipFill>
-                    <a:blip r:embed="rId36"/>
+                    <a:blip r:embed="rId37"/>
                     <a:stretch>
                       <a:fillRect/>
                     </a:stretch>
@@ -16443,7 +16476,7 @@
           <w:color w:val="auto"/>
         </w:rPr>
       </w:pPr>
-      <w:bookmarkStart w:id="42" w:name="_Toc189343514"/>
+      <w:bookmarkStart w:id="42" w:name="_Toc189502095"/>
       <w:r>
         <w:rPr>
           <w:rFonts w:asciiTheme="majorBidi" w:eastAsia="Times New Roman" w:hAnsiTheme="majorBidi"/>
@@ -16793,7 +16826,7 @@
                     <pic:cNvPicPr/>
                   </pic:nvPicPr>
                   <pic:blipFill rotWithShape="1">
-                    <a:blip r:embed="rId37">
+                    <a:blip r:embed="rId38">
                       <a:extLst>
                         <a:ext uri="{28A0092B-C50C-407E-A947-70E740481C1C}">
                           <a14:useLocalDpi xmlns:a14="http://schemas.microsoft.com/office/drawing/2010/main" val="0"/>
@@ -16949,7 +16982,7 @@
                     <pic:cNvPicPr/>
                   </pic:nvPicPr>
                   <pic:blipFill>
-                    <a:blip r:embed="rId38">
+                    <a:blip r:embed="rId39">
                       <a:extLst>
                         <a:ext uri="{28A0092B-C50C-407E-A947-70E740481C1C}">
                           <a14:useLocalDpi xmlns:a14="http://schemas.microsoft.com/office/drawing/2010/main" val="0"/>
@@ -17133,7 +17166,7 @@
                     <pic:cNvPicPr/>
                   </pic:nvPicPr>
                   <pic:blipFill>
-                    <a:blip r:embed="rId39">
+                    <a:blip r:embed="rId40">
                       <a:extLst>
                         <a:ext uri="{28A0092B-C50C-407E-A947-70E740481C1C}">
                           <a14:useLocalDpi xmlns:a14="http://schemas.microsoft.com/office/drawing/2010/main" val="0"/>
@@ -17247,7 +17280,7 @@
           <w:color w:val="auto"/>
         </w:rPr>
       </w:pPr>
-      <w:bookmarkStart w:id="43" w:name="_Toc189343515"/>
+      <w:bookmarkStart w:id="43" w:name="_Toc189502096"/>
       <w:r>
         <w:rPr>
           <w:rFonts w:asciiTheme="majorBidi" w:eastAsia="Times New Roman" w:hAnsiTheme="majorBidi"/>
@@ -17337,7 +17370,7 @@
                     <pic:cNvPicPr/>
                   </pic:nvPicPr>
                   <pic:blipFill>
-                    <a:blip r:embed="rId40">
+                    <a:blip r:embed="rId41">
                       <a:extLst>
                         <a:ext uri="{28A0092B-C50C-407E-A947-70E740481C1C}">
                           <a14:useLocalDpi xmlns:a14="http://schemas.microsoft.com/office/drawing/2010/main" val="0"/>
@@ -17727,7 +17760,7 @@
           <w:color w:val="auto"/>
         </w:rPr>
       </w:pPr>
-      <w:bookmarkStart w:id="44" w:name="_Toc189343516"/>
+      <w:bookmarkStart w:id="44" w:name="_Toc189502097"/>
       <w:r>
         <w:rPr>
           <w:rFonts w:asciiTheme="majorBidi" w:eastAsia="Times New Roman" w:hAnsiTheme="majorBidi"/>
@@ -17914,7 +17947,7 @@
           <w:szCs w:val="24"/>
         </w:rPr>
       </w:pPr>
-      <w:bookmarkStart w:id="45" w:name="_Toc189343517"/>
+      <w:bookmarkStart w:id="45" w:name="_Toc189502098"/>
       <w:r>
         <w:rPr>
           <w:rFonts w:asciiTheme="majorBidi" w:eastAsia="Times New Roman" w:hAnsiTheme="majorBidi"/>
@@ -17999,7 +18032,7 @@
           <w:color w:val="auto"/>
         </w:rPr>
       </w:pPr>
-      <w:bookmarkStart w:id="46" w:name="_Toc189343518"/>
+      <w:bookmarkStart w:id="46" w:name="_Toc189502099"/>
       <w:r>
         <w:rPr>
           <w:rFonts w:asciiTheme="majorBidi" w:eastAsia="Times New Roman" w:hAnsiTheme="majorBidi"/>
@@ -18054,7 +18087,7 @@
         </w:rPr>
         <w:t xml:space="preserve">Visit the official Agda installation guide: </w:t>
       </w:r>
-      <w:hyperlink r:id="rId41" w:history="1">
+      <w:hyperlink r:id="rId42" w:history="1">
         <w:r>
           <w:rPr>
             <w:rStyle w:val="Hyperlink"/>
@@ -18534,7 +18567,7 @@
           <w:color w:val="auto"/>
         </w:rPr>
       </w:pPr>
-      <w:bookmarkStart w:id="47" w:name="_Toc189343519"/>
+      <w:bookmarkStart w:id="47" w:name="_Toc189502100"/>
       <w:r>
         <w:rPr>
           <w:rFonts w:asciiTheme="majorBidi" w:eastAsia="Times New Roman" w:hAnsiTheme="majorBidi"/>
@@ -19009,7 +19042,7 @@
           <w:color w:val="auto"/>
         </w:rPr>
       </w:pPr>
-      <w:bookmarkStart w:id="48" w:name="_Toc189343520"/>
+      <w:bookmarkStart w:id="48" w:name="_Toc189502101"/>
       <w:r>
         <w:rPr>
           <w:rFonts w:asciiTheme="majorBidi" w:eastAsia="Times New Roman" w:hAnsiTheme="majorBidi"/>
@@ -19104,7 +19137,43 @@
           <w:sz w:val="24"/>
           <w:szCs w:val="24"/>
         </w:rPr>
-        <w:t>Install required libraries from the terminal, by running the following command to install all the required libraries: "pip install -r requirements.txt"</w:t>
+        <w:t>Install required libraries from the terminal, by running the following</w:t>
+      </w:r>
+      <w:r>
+        <w:rPr>
+          <w:rFonts w:asciiTheme="majorBidi" w:hAnsiTheme="majorBidi" w:cstheme="majorBidi" w:hint="cs"/>
+          <w:sz w:val="24"/>
+          <w:szCs w:val="24"/>
+          <w:rtl/>
+        </w:rPr>
+        <w:t xml:space="preserve"> </w:t>
+      </w:r>
+      <w:r>
+        <w:rPr>
+          <w:rFonts w:asciiTheme="majorBidi" w:hAnsiTheme="majorBidi" w:cstheme="majorBidi"/>
+          <w:sz w:val="24"/>
+          <w:szCs w:val="24"/>
+        </w:rPr>
+        <w:t>command:</w:t>
+      </w:r>
+    </w:p>
+    <w:p>
+      <w:pPr>
+        <w:pStyle w:val="ListParagraph"/>
+        <w:spacing w:before="240" w:line="360" w:lineRule="auto"/>
+        <w:rPr>
+          <w:rFonts w:ascii="Consolas" w:hAnsi="Consolas" w:cstheme="majorBidi"/>
+          <w:sz w:val="24"/>
+          <w:szCs w:val="24"/>
+        </w:rPr>
+      </w:pPr>
+      <w:r>
+        <w:rPr>
+          <w:rFonts w:ascii="Consolas" w:hAnsi="Consolas" w:cstheme="majorBidi"/>
+          <w:sz w:val="24"/>
+          <w:szCs w:val="24"/>
+        </w:rPr>
+        <w:t>pip install -r requirements.txt</w:t>
       </w:r>
     </w:p>
     <w:p>
@@ -19118,7 +19187,7 @@
           <w:color w:val="auto"/>
         </w:rPr>
       </w:pPr>
-      <w:bookmarkStart w:id="49" w:name="_Toc189343521"/>
+      <w:bookmarkStart w:id="49" w:name="_Toc189502102"/>
       <w:r>
         <w:rPr>
           <w:rFonts w:asciiTheme="majorBidi" w:eastAsia="Times New Roman" w:hAnsiTheme="majorBidi"/>
@@ -19239,7 +19308,7 @@
           <w:szCs w:val="24"/>
         </w:rPr>
       </w:pPr>
-      <w:bookmarkStart w:id="50" w:name="_Toc189343522"/>
+      <w:bookmarkStart w:id="50" w:name="_Toc189502103"/>
       <w:r>
         <w:rPr>
           <w:rFonts w:asciiTheme="majorBidi" w:eastAsia="Times New Roman" w:hAnsiTheme="majorBidi"/>
@@ -19343,7 +19412,7 @@
                     </pic:cNvPicPr>
                   </pic:nvPicPr>
                   <pic:blipFill>
-                    <a:blip r:embed="rId42">
+                    <a:blip r:embed="rId43">
                       <a:extLst>
                         <a:ext uri="{28A0092B-C50C-407E-A947-70E740481C1C}">
                           <a14:useLocalDpi xmlns:a14="http://schemas.microsoft.com/office/drawing/2010/main" val="0"/>
@@ -19843,7 +19912,7 @@
                     </pic:cNvPicPr>
                   </pic:nvPicPr>
                   <pic:blipFill>
-                    <a:blip r:embed="rId43">
+                    <a:blip r:embed="rId44">
                       <a:extLst>
                         <a:ext uri="{28A0092B-C50C-407E-A947-70E740481C1C}">
                           <a14:useLocalDpi xmlns:a14="http://schemas.microsoft.com/office/drawing/2010/main" val="0"/>
@@ -20008,7 +20077,7 @@
                     </pic:cNvPicPr>
                   </pic:nvPicPr>
                   <pic:blipFill>
-                    <a:blip r:embed="rId44">
+                    <a:blip r:embed="rId45">
                       <a:extLst>
                         <a:ext uri="{28A0092B-C50C-407E-A947-70E740481C1C}">
                           <a14:useLocalDpi xmlns:a14="http://schemas.microsoft.com/office/drawing/2010/main" val="0"/>
@@ -20163,22 +20232,14 @@
           <w:sz w:val="24"/>
           <w:szCs w:val="24"/>
         </w:rPr>
-        <w:instrText xml:space="preserve"> REF _Ref189344098 \h </w:instrText>
-      </w:r>
-      <w:r>
-        <w:rPr>
-          <w:rFonts w:asciiTheme="majorBidi" w:hAnsiTheme="majorBidi" w:cstheme="majorBidi"/>
-          <w:sz w:val="24"/>
-          <w:szCs w:val="24"/>
-        </w:rPr>
-      </w:r>
-      <w:r>
-        <w:rPr>
-          <w:rFonts w:asciiTheme="majorBidi" w:hAnsiTheme="majorBidi" w:cstheme="majorBidi"/>
-          <w:sz w:val="24"/>
-          <w:szCs w:val="24"/>
-        </w:rPr>
-        <w:instrText xml:space="preserve"> \* MERGEFORMAT </w:instrText>
+        <w:instrText xml:space="preserve"> REF _Ref189344098 \h  \* MERGEFORMAT </w:instrText>
+      </w:r>
+      <w:r>
+        <w:rPr>
+          <w:rFonts w:asciiTheme="majorBidi" w:hAnsiTheme="majorBidi" w:cstheme="majorBidi"/>
+          <w:sz w:val="24"/>
+          <w:szCs w:val="24"/>
+        </w:rPr>
       </w:r>
       <w:r>
         <w:rPr>
@@ -20251,7 +20312,7 @@
                     </pic:cNvPicPr>
                   </pic:nvPicPr>
                   <pic:blipFill>
-                    <a:blip r:embed="rId45">
+                    <a:blip r:embed="rId46">
                       <a:extLst>
                         <a:ext uri="{28A0092B-C50C-407E-A947-70E740481C1C}">
                           <a14:useLocalDpi xmlns:a14="http://schemas.microsoft.com/office/drawing/2010/main" val="0"/>
@@ -20296,8 +20357,8 @@
           <w:szCs w:val="24"/>
         </w:rPr>
       </w:pPr>
-      <w:bookmarkStart w:id="51" w:name="_Ref189343160"/>
-      <w:bookmarkStart w:id="52" w:name="_Ref189344098"/>
+      <w:bookmarkStart w:id="51" w:name="_Ref189344098"/>
+      <w:bookmarkStart w:id="52" w:name="_Ref189343160"/>
       <w:r>
         <w:rPr>
           <w:rFonts w:asciiTheme="majorBidi" w:hAnsiTheme="majorBidi" w:cstheme="majorBidi"/>
@@ -20365,7 +20426,7 @@
         </w:rPr>
         <w:fldChar w:fldCharType="end"/>
       </w:r>
-      <w:bookmarkEnd w:id="52"/>
+      <w:bookmarkEnd w:id="51"/>
       <w:r>
         <w:rPr>
           <w:rFonts w:asciiTheme="majorBidi" w:hAnsiTheme="majorBidi" w:cstheme="majorBidi"/>
@@ -20389,7 +20450,7 @@
         </w:rPr>
         <w:t xml:space="preserve"> that was verified by Agda</w:t>
       </w:r>
-      <w:bookmarkEnd w:id="51"/>
+      <w:bookmarkEnd w:id="52"/>
     </w:p>
     <w:p>
       <w:pPr>
@@ -20404,7 +20465,7 @@
           <w:szCs w:val="28"/>
         </w:rPr>
       </w:pPr>
-      <w:bookmarkStart w:id="53" w:name="_Toc189343523"/>
+      <w:bookmarkStart w:id="53" w:name="_Toc189502104"/>
       <w:r>
         <w:rPr>
           <w:rFonts w:asciiTheme="majorBidi" w:hAnsiTheme="majorBidi"/>
@@ -20460,7 +20521,7 @@
           <w:szCs w:val="24"/>
         </w:rPr>
       </w:pPr>
-      <w:bookmarkStart w:id="54" w:name="_Toc189343524"/>
+      <w:bookmarkStart w:id="54" w:name="_Toc189502105"/>
       <w:r>
         <w:rPr>
           <w:rFonts w:asciiTheme="majorBidi" w:hAnsiTheme="majorBidi"/>
@@ -21230,7 +21291,7 @@
           <w:szCs w:val="24"/>
         </w:rPr>
       </w:pPr>
-      <w:bookmarkStart w:id="56" w:name="_Toc189343525"/>
+      <w:bookmarkStart w:id="56" w:name="_Toc189502106"/>
       <w:r>
         <w:rPr>
           <w:rFonts w:asciiTheme="majorBidi" w:eastAsia="Times New Roman" w:hAnsiTheme="majorBidi"/>
@@ -21283,7 +21344,7 @@
           <w:color w:val="auto"/>
         </w:rPr>
       </w:pPr>
-      <w:bookmarkStart w:id="57" w:name="_Toc189343526"/>
+      <w:bookmarkStart w:id="57" w:name="_Toc189502107"/>
       <w:r>
         <w:rPr>
           <w:rStyle w:val="Heading3Char"/>
@@ -21364,7 +21425,7 @@
           <w:color w:val="auto"/>
         </w:rPr>
       </w:pPr>
-      <w:bookmarkStart w:id="58" w:name="_Toc189343527"/>
+      <w:bookmarkStart w:id="58" w:name="_Toc189502108"/>
       <w:r>
         <w:rPr>
           <w:rStyle w:val="Heading3Char"/>
@@ -21435,7 +21496,7 @@
           <w:rFonts w:asciiTheme="majorBidi" w:hAnsiTheme="majorBidi" w:cstheme="majorBidi"/>
         </w:rPr>
       </w:pPr>
-      <w:bookmarkStart w:id="59" w:name="_Toc189343528"/>
+      <w:bookmarkStart w:id="59" w:name="_Toc189502109"/>
       <w:r>
         <w:rPr>
           <w:rStyle w:val="Heading3Char"/>
@@ -21523,7 +21584,7 @@
           <w:szCs w:val="24"/>
         </w:rPr>
       </w:pPr>
-      <w:bookmarkStart w:id="60" w:name="_Toc189343529"/>
+      <w:bookmarkStart w:id="60" w:name="_Toc189502110"/>
       <w:r>
         <w:rPr>
           <w:rFonts w:asciiTheme="majorBidi" w:eastAsia="Times New Roman" w:hAnsiTheme="majorBidi"/>
@@ -21652,7 +21713,7 @@
           <w:szCs w:val="24"/>
         </w:rPr>
       </w:pPr>
-      <w:bookmarkStart w:id="61" w:name="_Toc189343530"/>
+      <w:bookmarkStart w:id="61" w:name="_Toc189502111"/>
       <w:r>
         <w:rPr>
           <w:rFonts w:asciiTheme="majorBidi" w:eastAsia="Times New Roman" w:hAnsiTheme="majorBidi"/>
@@ -21798,7 +21859,7 @@
           <w:szCs w:val="28"/>
         </w:rPr>
       </w:pPr>
-      <w:bookmarkStart w:id="62" w:name="_Toc189343531"/>
+      <w:bookmarkStart w:id="62" w:name="_Toc189502112"/>
       <w:r>
         <w:rPr>
           <w:rFonts w:asciiTheme="majorBidi" w:hAnsiTheme="majorBidi"/>
@@ -21857,23 +21918,181 @@
           <w:sz w:val="24"/>
           <w:szCs w:val="24"/>
         </w:rPr>
-        <w:t>However, not all proofs converged within the iteration limit. Highly abstract mathematical statements and ambiguous feedback from Agda sometimes led to</w:t>
-      </w:r>
-      <w:r>
-        <w:rPr>
-          <w:rFonts w:asciiTheme="majorBidi" w:hAnsiTheme="majorBidi" w:cstheme="majorBidi"/>
-          <w:sz w:val="24"/>
-          <w:szCs w:val="24"/>
-        </w:rPr>
-        <w:t xml:space="preserve"> lack of progress in refinement</w:t>
-      </w:r>
-      <w:r>
-        <w:rPr>
-          <w:rFonts w:asciiTheme="majorBidi" w:hAnsiTheme="majorBidi" w:cstheme="majorBidi"/>
-          <w:sz w:val="24"/>
-          <w:szCs w:val="24"/>
-        </w:rPr>
-        <w:t>. While structured refinement improved success rates, some cases remained unresolved, indicating a need for better adaptation in AI-driven proof reasoning.</w:t>
+        <w:t>Experimental testing yielded the following results:</w:t>
+      </w:r>
+    </w:p>
+    <w:p>
+      <w:pPr>
+        <w:pStyle w:val="ListParagraph"/>
+        <w:numPr>
+          <w:ilvl w:val="0"/>
+          <w:numId w:val="37"/>
+        </w:numPr>
+        <w:spacing w:line="360" w:lineRule="auto"/>
+        <w:rPr>
+          <w:rFonts w:asciiTheme="majorBidi" w:hAnsiTheme="majorBidi" w:cstheme="majorBidi"/>
+          <w:sz w:val="24"/>
+          <w:szCs w:val="24"/>
+        </w:rPr>
+      </w:pPr>
+      <w:r>
+        <w:rPr>
+          <w:rFonts w:asciiTheme="majorBidi" w:hAnsiTheme="majorBidi" w:cstheme="majorBidi"/>
+          <w:sz w:val="24"/>
+          <w:szCs w:val="24"/>
+        </w:rPr>
+        <w:t>The statement "A prime number is a natural number greater than 1 that is not a product of two smaller natural numbers" successfully converged and was proved after 24 iterations.</w:t>
+      </w:r>
+      <w:r>
+        <w:rPr>
+          <w:rFonts w:asciiTheme="majorBidi" w:hAnsiTheme="majorBidi" w:cstheme="majorBidi"/>
+          <w:sz w:val="24"/>
+          <w:szCs w:val="24"/>
+        </w:rPr>
+        <w:t xml:space="preserve"> </w:t>
+      </w:r>
+    </w:p>
+    <w:p>
+      <w:pPr>
+        <w:pStyle w:val="ListParagraph"/>
+        <w:numPr>
+          <w:ilvl w:val="0"/>
+          <w:numId w:val="37"/>
+        </w:numPr>
+        <w:spacing w:line="360" w:lineRule="auto"/>
+        <w:rPr>
+          <w:rFonts w:asciiTheme="majorBidi" w:hAnsiTheme="majorBidi" w:cstheme="majorBidi"/>
+          <w:sz w:val="24"/>
+          <w:szCs w:val="24"/>
+        </w:rPr>
+      </w:pPr>
+      <w:r>
+        <w:rPr>
+          <w:rFonts w:asciiTheme="majorBidi" w:hAnsiTheme="majorBidi" w:cstheme="majorBidi"/>
+          <w:sz w:val="24"/>
+          <w:szCs w:val="24"/>
+        </w:rPr>
+        <w:t>The basic commutativity property of addition, "a + b = b + a", was successfully proved in just 7 iterations.</w:t>
+      </w:r>
+    </w:p>
+    <w:p>
+      <w:pPr>
+        <w:pStyle w:val="ListParagraph"/>
+        <w:numPr>
+          <w:ilvl w:val="0"/>
+          <w:numId w:val="37"/>
+        </w:numPr>
+        <w:spacing w:line="360" w:lineRule="auto"/>
+        <w:rPr>
+          <w:rFonts w:asciiTheme="majorBidi" w:hAnsiTheme="majorBidi" w:cstheme="majorBidi"/>
+          <w:sz w:val="24"/>
+          <w:szCs w:val="24"/>
+        </w:rPr>
+      </w:pPr>
+      <w:r>
+        <w:rPr>
+          <w:rFonts w:asciiTheme="majorBidi" w:hAnsiTheme="majorBidi" w:cstheme="majorBidi"/>
+          <w:sz w:val="24"/>
+          <w:szCs w:val="24"/>
+        </w:rPr>
+        <w:t>The transitivity of equality, "a = b, b = c, a = c", required only 1 iteration to be verified.</w:t>
+      </w:r>
+    </w:p>
+    <w:p>
+      <w:pPr>
+        <w:pStyle w:val="ListParagraph"/>
+        <w:numPr>
+          <w:ilvl w:val="0"/>
+          <w:numId w:val="37"/>
+        </w:numPr>
+        <w:spacing w:line="360" w:lineRule="auto"/>
+        <w:rPr>
+          <w:rFonts w:asciiTheme="majorBidi" w:hAnsiTheme="majorBidi" w:cstheme="majorBidi"/>
+          <w:sz w:val="24"/>
+          <w:szCs w:val="24"/>
+        </w:rPr>
+      </w:pPr>
+      <w:r>
+        <w:rPr>
+          <w:rFonts w:asciiTheme="majorBidi" w:hAnsiTheme="majorBidi" w:cstheme="majorBidi"/>
+          <w:sz w:val="24"/>
+          <w:szCs w:val="24"/>
+        </w:rPr>
+        <w:t xml:space="preserve">Goldbach’s conjecture, </w:t>
+      </w:r>
+      <w:r>
+        <w:rPr>
+          <w:rFonts w:asciiTheme="majorBidi" w:hAnsiTheme="majorBidi" w:cstheme="majorBidi"/>
+          <w:sz w:val="24"/>
+          <w:szCs w:val="24"/>
+        </w:rPr>
+        <w:t xml:space="preserve">a well-known and unsolved mathematical statement, </w:t>
+      </w:r>
+      <w:r>
+        <w:rPr>
+          <w:rFonts w:asciiTheme="majorBidi" w:hAnsiTheme="majorBidi" w:cstheme="majorBidi"/>
+          <w:sz w:val="24"/>
+          <w:szCs w:val="24"/>
+        </w:rPr>
+        <w:t>which states that "</w:t>
+      </w:r>
+      <w:r>
+        <w:rPr>
+          <w:rFonts w:asciiTheme="majorBidi" w:hAnsiTheme="majorBidi" w:cstheme="majorBidi"/>
+          <w:sz w:val="24"/>
+          <w:szCs w:val="24"/>
+        </w:rPr>
+        <w:t>E</w:t>
+      </w:r>
+      <w:r>
+        <w:rPr>
+          <w:rFonts w:asciiTheme="majorBidi" w:hAnsiTheme="majorBidi" w:cstheme="majorBidi"/>
+          <w:sz w:val="24"/>
+          <w:szCs w:val="24"/>
+        </w:rPr>
+        <w:t>very even natural number greater than 2 is the sum of two prime numbers", did not converge even after 150 iterations.</w:t>
+      </w:r>
+    </w:p>
+    <w:p>
+      <w:pPr>
+        <w:pStyle w:val="ListParagraph"/>
+        <w:numPr>
+          <w:ilvl w:val="0"/>
+          <w:numId w:val="37"/>
+        </w:numPr>
+        <w:spacing w:line="360" w:lineRule="auto"/>
+        <w:rPr>
+          <w:rFonts w:asciiTheme="majorBidi" w:hAnsiTheme="majorBidi" w:cstheme="majorBidi" w:hint="cs"/>
+          <w:sz w:val="24"/>
+          <w:szCs w:val="24"/>
+          <w:rtl/>
+        </w:rPr>
+      </w:pPr>
+      <w:r>
+        <w:rPr>
+          <w:rFonts w:asciiTheme="majorBidi" w:hAnsiTheme="majorBidi" w:cstheme="majorBidi"/>
+          <w:sz w:val="24"/>
+          <w:szCs w:val="24"/>
+        </w:rPr>
+        <w:t>Similarly, the well-established proof that "the square root of two is irrational" also failed to converge within 150 iterations, suggesting difficulties in handling certain classical proofs.</w:t>
+      </w:r>
+    </w:p>
+    <w:p>
+      <w:pPr>
+        <w:spacing w:line="360" w:lineRule="auto"/>
+        <w:rPr>
+          <w:rFonts w:asciiTheme="majorBidi" w:hAnsiTheme="majorBidi" w:cstheme="majorBidi"/>
+          <w:sz w:val="24"/>
+          <w:szCs w:val="24"/>
+        </w:rPr>
+      </w:pPr>
+      <w:r>
+        <w:rPr>
+          <w:rFonts w:asciiTheme="majorBidi" w:hAnsiTheme="majorBidi" w:cstheme="majorBidi"/>
+          <w:sz w:val="24"/>
+          <w:szCs w:val="24"/>
+        </w:rPr>
+        <w:t>While structured refinement improved success rates, some cases remained unresolved, indicating a need for better adaptation in AI-driven proof reasoning.</w:t>
       </w:r>
       <w:r>
         <w:rPr>
@@ -21921,7 +22140,7 @@
           <w:szCs w:val="28"/>
         </w:rPr>
       </w:pPr>
-      <w:bookmarkStart w:id="63" w:name="_Toc189343532"/>
+      <w:bookmarkStart w:id="63" w:name="_Toc189502113"/>
       <w:r>
         <w:rPr>
           <w:rFonts w:asciiTheme="majorBidi" w:hAnsiTheme="majorBidi"/>
@@ -21974,7 +22193,17 @@
           <w:szCs w:val="24"/>
           <w:lang w:bidi="ar-SA"/>
         </w:rPr>
-        <w:t>Several key insights emerged from our research. First, while ChatGPT-4o can generate formal proofs, it often struggles with nuanced logical refinements, leading to non-converging verification loops. This highlights the limitations of LLMs in structured mathematical reasoning. Second, Agda's strict syntax ensures formal correctness, but logical correctness still requires additional validation, reinforcing the need for post-verification checks beyond Agda’s approval.</w:t>
+        <w:t xml:space="preserve">Several key insights emerged from our research. First, while ChatGPT-4o can generate formal proofs, it often struggles with nuanced logical refinements, leading to non-converging verification loops. This highlights the limitations of LLMs in structured mathematical reasoning. Second, Agda's strict syntax ensures formal </w:t>
+      </w:r>
+      <w:r>
+        <w:rPr>
+          <w:rFonts w:asciiTheme="majorBidi" w:hAnsiTheme="majorBidi" w:cstheme="majorBidi"/>
+          <w:sz w:val="24"/>
+          <w:szCs w:val="24"/>
+          <w:lang w:bidi="ar-SA"/>
+        </w:rPr>
+        <w:lastRenderedPageBreak/>
+        <w:t>correctness, but logical correctness still requires additional validation, reinforcing the need for post-verification checks beyond Agda’s approval.</w:t>
       </w:r>
     </w:p>
     <w:p>
@@ -22037,24 +22266,27 @@
     </w:p>
     <w:p>
       <w:pPr>
+        <w:pStyle w:val="Heading1"/>
         <w:spacing w:line="360" w:lineRule="auto"/>
         <w:rPr>
           <w:rFonts w:asciiTheme="majorBidi" w:hAnsiTheme="majorBidi"/>
           <w:b/>
           <w:bCs/>
+          <w:color w:val="auto"/>
           <w:sz w:val="28"/>
           <w:szCs w:val="28"/>
         </w:rPr>
       </w:pPr>
+      <w:bookmarkStart w:id="64" w:name="_Toc189502114"/>
       <w:r>
         <w:rPr>
           <w:rFonts w:asciiTheme="majorBidi" w:hAnsiTheme="majorBidi"/>
           <w:b/>
           <w:bCs/>
+          <w:color w:val="auto"/>
           <w:sz w:val="28"/>
           <w:szCs w:val="28"/>
         </w:rPr>
-        <w:lastRenderedPageBreak/>
         <w:t>9</w:t>
       </w:r>
       <w:r>
@@ -22062,94 +22294,100 @@
           <w:rFonts w:asciiTheme="majorBidi" w:hAnsiTheme="majorBidi"/>
           <w:b/>
           <w:bCs/>
+          <w:color w:val="auto"/>
           <w:sz w:val="28"/>
           <w:szCs w:val="28"/>
         </w:rPr>
-        <w:t xml:space="preserve">   </w:t>
-      </w:r>
-      <w:r>
+        <w:t xml:space="preserve">   Conclusion</w:t>
+      </w:r>
+      <w:bookmarkEnd w:id="64"/>
+    </w:p>
+    <w:p>
+      <w:pPr>
+        <w:spacing w:line="360" w:lineRule="auto"/>
+        <w:rPr>
+          <w:rFonts w:asciiTheme="majorBidi" w:hAnsiTheme="majorBidi" w:cstheme="majorBidi"/>
+          <w:sz w:val="24"/>
+          <w:szCs w:val="24"/>
+          <w:lang w:bidi="ar-SA"/>
+        </w:rPr>
+      </w:pPr>
+      <w:r>
+        <w:rPr>
+          <w:rFonts w:asciiTheme="majorBidi" w:hAnsiTheme="majorBidi" w:cstheme="majorBidi"/>
+          <w:sz w:val="24"/>
+          <w:szCs w:val="24"/>
+          <w:lang w:bidi="ar-SA"/>
+        </w:rPr>
+        <w:t>This research demonstrates that integrating ChatGPT-4o with Agda significantly enhances AI-assisted proof verification, bridging the gap between large language models and formal mathematical reasoning. Our system successfully automates proof generation, refines incorrect proofs through iterative feedback, and ensures formal correctness using Agda. The addition of a post-verification check further strengthens reliability by ensuring that syntactically valid proofs also align with the original problem statement.</w:t>
+      </w:r>
+    </w:p>
+    <w:p>
+      <w:pPr>
+        <w:spacing w:line="360" w:lineRule="auto"/>
+        <w:rPr>
+          <w:rFonts w:asciiTheme="majorBidi" w:hAnsiTheme="majorBidi" w:cstheme="majorBidi"/>
+          <w:sz w:val="24"/>
+          <w:szCs w:val="24"/>
+          <w:lang w:bidi="ar-SA"/>
+        </w:rPr>
+      </w:pPr>
+      <w:r>
+        <w:rPr>
+          <w:rFonts w:asciiTheme="majorBidi" w:hAnsiTheme="majorBidi" w:cstheme="majorBidi"/>
+          <w:sz w:val="24"/>
+          <w:szCs w:val="24"/>
+          <w:lang w:bidi="ar-SA"/>
+        </w:rPr>
+        <w:t>However, challenges remain. Proof convergence is not guaranteed, as some complex mathematical statements fail to refine within the iteration limit, particularly when Agda’s feedback lacks sufficient clarity. While our redundant proof detection mechanism improves refinement efficiency, it does not fully prevent repetitive failures, highlighting the limitations of LLMs in deep logical adjustments. Despite these constraints, our approach successfully increases the trustworthiness of AI-generated proofs, making AI-driven formal verification a more practical and scalable tool for mathematical research.</w:t>
+      </w:r>
+    </w:p>
+    <w:p>
+      <w:pPr>
+        <w:spacing w:line="360" w:lineRule="auto"/>
+        <w:rPr>
+          <w:rFonts w:asciiTheme="majorBidi" w:hAnsiTheme="majorBidi" w:cstheme="majorBidi"/>
+          <w:sz w:val="24"/>
+          <w:szCs w:val="24"/>
+          <w:lang w:bidi="ar-SA"/>
+        </w:rPr>
+      </w:pPr>
+      <w:r>
+        <w:rPr>
+          <w:rFonts w:asciiTheme="majorBidi" w:hAnsiTheme="majorBidi" w:cstheme="majorBidi"/>
+          <w:sz w:val="24"/>
+          <w:szCs w:val="24"/>
+          <w:lang w:bidi="ar-SA"/>
+        </w:rPr>
+        <w:t xml:space="preserve">Our findings confirm that AI can play a meaningful role in theorem proving, but further refinements in proof refinement strategies and verification frameworks are necessary to maximize effectiveness. The work presented here lays a strong </w:t>
+      </w:r>
+      <w:r>
+        <w:rPr>
+          <w:rFonts w:asciiTheme="majorBidi" w:hAnsiTheme="majorBidi" w:cstheme="majorBidi"/>
+          <w:sz w:val="24"/>
+          <w:szCs w:val="24"/>
+          <w:lang w:bidi="ar-SA"/>
+        </w:rPr>
+        <w:lastRenderedPageBreak/>
+        <w:t>foundation for future research in LLM-driven proof validation, reinforcing the potential of AI in formal mathematics.</w:t>
+      </w:r>
+    </w:p>
+    <w:p/>
+    <w:p>
+      <w:pPr>
+        <w:pStyle w:val="Heading1"/>
+        <w:spacing w:line="360" w:lineRule="auto"/>
         <w:rPr>
           <w:rFonts w:asciiTheme="majorBidi" w:hAnsiTheme="majorBidi"/>
           <w:b/>
           <w:bCs/>
+          <w:color w:val="auto"/>
           <w:sz w:val="28"/>
           <w:szCs w:val="28"/>
         </w:rPr>
-        <w:t>Conclusion</w:t>
-      </w:r>
-    </w:p>
-    <w:p>
-      <w:pPr>
-        <w:spacing w:line="360" w:lineRule="auto"/>
-        <w:rPr>
-          <w:rFonts w:asciiTheme="majorBidi" w:hAnsiTheme="majorBidi" w:cstheme="majorBidi"/>
-          <w:sz w:val="24"/>
-          <w:szCs w:val="24"/>
-          <w:lang w:bidi="ar-SA"/>
-        </w:rPr>
-      </w:pPr>
-      <w:r>
-        <w:rPr>
-          <w:rFonts w:asciiTheme="majorBidi" w:hAnsiTheme="majorBidi" w:cstheme="majorBidi"/>
-          <w:sz w:val="24"/>
-          <w:szCs w:val="24"/>
-          <w:lang w:bidi="ar-SA"/>
-        </w:rPr>
-        <w:t>This research demonstrates that integrating ChatGPT-4o with Agda significantly enhances AI-assisted proof verification, bridging the gap between large language models and formal mathematical reasoning. Our system successfully automates proof generation, refines incorrect proofs through iterative feedback, and ensures formal correctness using Agda. The addition of a post-verification check further strengthens reliability by ensuring that syntactically valid proofs also align with the original problem statement.</w:t>
-      </w:r>
-    </w:p>
-    <w:p>
-      <w:pPr>
-        <w:spacing w:line="360" w:lineRule="auto"/>
-        <w:rPr>
-          <w:rFonts w:asciiTheme="majorBidi" w:hAnsiTheme="majorBidi" w:cstheme="majorBidi"/>
-          <w:sz w:val="24"/>
-          <w:szCs w:val="24"/>
-          <w:lang w:bidi="ar-SA"/>
-        </w:rPr>
-      </w:pPr>
-      <w:r>
-        <w:rPr>
-          <w:rFonts w:asciiTheme="majorBidi" w:hAnsiTheme="majorBidi" w:cstheme="majorBidi"/>
-          <w:sz w:val="24"/>
-          <w:szCs w:val="24"/>
-          <w:lang w:bidi="ar-SA"/>
-        </w:rPr>
-        <w:t>However, challenges remain. Proof convergence is not guaranteed, as some complex mathematical statements fail to refine within the iteration limit, particularly when Agda’s feedback lacks sufficient clarity. While our redundant proof detection mechanism improves refinement efficiency, it does not fully prevent repetitive failures, highlighting the limitations of LLMs in deep logical adjustments. Despite these constraints, our approach successfully increases the trustworthiness of AI-generated proofs, making AI-driven formal verification a more practical and scalable tool for mathematical research.</w:t>
-      </w:r>
-    </w:p>
-    <w:p>
-      <w:pPr>
-        <w:spacing w:line="360" w:lineRule="auto"/>
-        <w:rPr>
-          <w:rFonts w:asciiTheme="majorBidi" w:hAnsiTheme="majorBidi" w:cstheme="majorBidi"/>
-          <w:sz w:val="24"/>
-          <w:szCs w:val="24"/>
-          <w:lang w:bidi="ar-SA"/>
-        </w:rPr>
-      </w:pPr>
-      <w:r>
-        <w:rPr>
-          <w:rFonts w:asciiTheme="majorBidi" w:hAnsiTheme="majorBidi" w:cstheme="majorBidi"/>
-          <w:sz w:val="24"/>
-          <w:szCs w:val="24"/>
-          <w:lang w:bidi="ar-SA"/>
-        </w:rPr>
-        <w:t>Our findings confirm that AI can play a meaningful role in theorem proving, but further refinements in proof refinement strategies and verification frameworks are necessary to maximize effectiveness. The work presented here lays a strong foundation for future research in LLM-driven proof validation, reinforcing the potential of AI in formal mathematics.</w:t>
-      </w:r>
-    </w:p>
-    <w:p/>
-    <w:p/>
-    <w:p/>
-    <w:p/>
-    <w:p/>
-    <w:p/>
-    <w:p/>
-    <w:p/>
-    <w:p>
-      <w:pPr>
-        <w:pStyle w:val="Heading1"/>
-        <w:spacing w:line="360" w:lineRule="auto"/>
+      </w:pPr>
+      <w:bookmarkStart w:id="65" w:name="_Toc189502115"/>
+      <w:r>
         <w:rPr>
           <w:rFonts w:asciiTheme="majorBidi" w:hAnsiTheme="majorBidi"/>
           <w:b/>
@@ -22158,8 +22396,8 @@
           <w:sz w:val="28"/>
           <w:szCs w:val="28"/>
         </w:rPr>
-      </w:pPr>
-      <w:bookmarkStart w:id="64" w:name="_Toc189343533"/>
+        <w:t>10</w:t>
+      </w:r>
       <w:r>
         <w:rPr>
           <w:rFonts w:asciiTheme="majorBidi" w:hAnsiTheme="majorBidi"/>
@@ -22169,21 +22407,9 @@
           <w:sz w:val="28"/>
           <w:szCs w:val="28"/>
         </w:rPr>
-        <w:lastRenderedPageBreak/>
-        <w:t>10</w:t>
-      </w:r>
-      <w:r>
-        <w:rPr>
-          <w:rFonts w:asciiTheme="majorBidi" w:hAnsiTheme="majorBidi"/>
-          <w:b/>
-          <w:bCs/>
-          <w:color w:val="auto"/>
-          <w:sz w:val="28"/>
-          <w:szCs w:val="28"/>
-        </w:rPr>
         <w:t xml:space="preserve">   Bibliography</w:t>
       </w:r>
-      <w:bookmarkEnd w:id="64"/>
+      <w:bookmarkEnd w:id="65"/>
     </w:p>
     <w:p>
       <w:pPr>
@@ -22198,7 +22424,7 @@
           <w:szCs w:val="24"/>
         </w:rPr>
       </w:pPr>
-      <w:bookmarkStart w:id="65" w:name="_Ref176545492"/>
+      <w:bookmarkStart w:id="66" w:name="_Ref176545492"/>
       <w:r>
         <w:rPr>
           <w:rFonts w:asciiTheme="majorBidi" w:hAnsiTheme="majorBidi" w:cstheme="majorBidi"/>
@@ -22261,7 +22487,7 @@
         </w:rPr>
         <w:t xml:space="preserve">(1), 240-296. </w:t>
       </w:r>
-      <w:hyperlink r:id="rId46" w:tgtFrame="_new" w:history="1">
+      <w:hyperlink r:id="rId47" w:tgtFrame="_new" w:history="1">
         <w:r>
           <w:rPr>
             <w:rStyle w:val="Hyperlink"/>
@@ -22272,7 +22498,7 @@
           <w:t>https://doi.org/10.1162/dint_a_00235</w:t>
         </w:r>
       </w:hyperlink>
-      <w:bookmarkEnd w:id="65"/>
+      <w:bookmarkEnd w:id="66"/>
     </w:p>
     <w:p>
       <w:pPr>
@@ -22287,7 +22513,7 @@
           <w:szCs w:val="24"/>
         </w:rPr>
       </w:pPr>
-      <w:bookmarkStart w:id="66" w:name="_Ref176545636"/>
+      <w:bookmarkStart w:id="67" w:name="_Ref176545636"/>
       <w:proofErr w:type="spellStart"/>
       <w:r>
         <w:rPr>
@@ -22342,7 +22568,7 @@
         </w:rPr>
         <w:t xml:space="preserve"> (pp. 266-279). Cham: Springer Nature Switzerland. </w:t>
       </w:r>
-      <w:hyperlink r:id="rId47" w:tgtFrame="_new" w:history="1">
+      <w:hyperlink r:id="rId48" w:tgtFrame="_new" w:history="1">
         <w:r>
           <w:rPr>
             <w:rStyle w:val="Hyperlink"/>
@@ -22353,7 +22579,7 @@
           <w:t>https://doi.org/10.1007/978-3-031-57259-3_13</w:t>
         </w:r>
       </w:hyperlink>
-      <w:bookmarkEnd w:id="66"/>
+      <w:bookmarkEnd w:id="67"/>
     </w:p>
     <w:p>
       <w:pPr>
@@ -22368,7 +22594,7 @@
           <w:szCs w:val="24"/>
         </w:rPr>
       </w:pPr>
-      <w:bookmarkStart w:id="67" w:name="_Ref176547088"/>
+      <w:bookmarkStart w:id="68" w:name="_Ref176547088"/>
       <w:r>
         <w:rPr>
           <w:rFonts w:asciiTheme="majorBidi" w:hAnsiTheme="majorBidi" w:cstheme="majorBidi"/>
@@ -22413,7 +22639,7 @@
         </w:rPr>
         <w:t xml:space="preserve">. </w:t>
       </w:r>
-      <w:hyperlink r:id="rId48" w:tgtFrame="_new" w:history="1">
+      <w:hyperlink r:id="rId49" w:tgtFrame="_new" w:history="1">
         <w:r>
           <w:rPr>
             <w:rStyle w:val="Hyperlink"/>
@@ -22424,7 +22650,7 @@
           <w:t>https://archive-pml.github.io/martin-lof/pdfs/Bibliopolis-Book-retypeset-1984.pdf</w:t>
         </w:r>
       </w:hyperlink>
-      <w:bookmarkEnd w:id="67"/>
+      <w:bookmarkEnd w:id="68"/>
     </w:p>
     <w:p>
       <w:pPr>
@@ -22439,7 +22665,7 @@
           <w:szCs w:val="24"/>
         </w:rPr>
       </w:pPr>
-      <w:bookmarkStart w:id="68" w:name="_Ref176547046"/>
+      <w:bookmarkStart w:id="69" w:name="_Ref176547046"/>
       <w:proofErr w:type="spellStart"/>
       <w:r>
         <w:rPr>
@@ -22476,7 +22702,7 @@
         </w:rPr>
         <w:t xml:space="preserve">(4), 597-648. </w:t>
       </w:r>
-      <w:hyperlink r:id="rId49" w:tgtFrame="_new" w:history="1">
+      <w:hyperlink r:id="rId50" w:tgtFrame="_new" w:history="1">
         <w:r>
           <w:rPr>
             <w:rStyle w:val="Hyperlink"/>
@@ -22487,7 +22713,7 @@
           <w:t>https://doi.org/10.1090/S0273-0979-2014-01456-9</w:t>
         </w:r>
       </w:hyperlink>
-      <w:bookmarkEnd w:id="68"/>
+      <w:bookmarkEnd w:id="69"/>
     </w:p>
     <w:p>
       <w:pPr>
@@ -22502,7 +22728,7 @@
           <w:szCs w:val="24"/>
         </w:rPr>
       </w:pPr>
-      <w:bookmarkStart w:id="69" w:name="_Ref176545554"/>
+      <w:bookmarkStart w:id="70" w:name="_Ref176545554"/>
       <w:proofErr w:type="spellStart"/>
       <w:r>
         <w:rPr>
@@ -22569,7 +22795,7 @@
         </w:rPr>
         <w:t xml:space="preserve">. </w:t>
       </w:r>
-      <w:hyperlink r:id="rId50" w:tgtFrame="_new" w:history="1">
+      <w:hyperlink r:id="rId51" w:tgtFrame="_new" w:history="1">
         <w:r>
           <w:rPr>
             <w:rStyle w:val="Hyperlink"/>
@@ -22580,7 +22806,7 @@
           <w:t>https://doi.org/10.48550/arXiv.2305.18618</w:t>
         </w:r>
       </w:hyperlink>
-      <w:bookmarkEnd w:id="69"/>
+      <w:bookmarkEnd w:id="70"/>
     </w:p>
     <w:p>
       <w:pPr>
@@ -22595,7 +22821,7 @@
           <w:szCs w:val="24"/>
         </w:rPr>
       </w:pPr>
-      <w:bookmarkStart w:id="70" w:name="_Ref176547277"/>
+      <w:bookmarkStart w:id="71" w:name="_Ref176547277"/>
       <w:r>
         <w:rPr>
           <w:rFonts w:asciiTheme="majorBidi" w:hAnsiTheme="majorBidi" w:cstheme="majorBidi"/>
@@ -22639,7 +22865,7 @@
         </w:rPr>
         <w:t xml:space="preserve"> </w:t>
       </w:r>
-      <w:hyperlink r:id="rId51" w:history="1">
+      <w:hyperlink r:id="rId52" w:history="1">
         <w:r>
           <w:rPr>
             <w:rStyle w:val="Hyperlink"/>
@@ -22650,7 +22876,7 @@
           <w:t>https://doi.org/10.48550/arXiv.1308.0729</w:t>
         </w:r>
       </w:hyperlink>
-      <w:bookmarkEnd w:id="70"/>
+      <w:bookmarkEnd w:id="71"/>
     </w:p>
     <w:p>
       <w:pPr>
@@ -22665,7 +22891,7 @@
           <w:szCs w:val="24"/>
         </w:rPr>
       </w:pPr>
-      <w:bookmarkStart w:id="71" w:name="_Ref176547219"/>
+      <w:bookmarkStart w:id="72" w:name="_Ref176547219"/>
       <w:proofErr w:type="spellStart"/>
       <w:r>
         <w:rPr>
@@ -22738,7 +22964,7 @@
         </w:rPr>
         <w:t xml:space="preserve">, L. (2023). An independent evaluation of ChatGPT on mathematical word problems (MWP). </w:t>
       </w:r>
-      <w:hyperlink r:id="rId52" w:tgtFrame="_new" w:history="1">
+      <w:hyperlink r:id="rId53" w:tgtFrame="_new" w:history="1">
         <w:r>
           <w:rPr>
             <w:rStyle w:val="Hyperlink"/>
@@ -22749,7 +22975,7 @@
           <w:t>https://doi.org/10.48550/arXiv.2302.13814</w:t>
         </w:r>
       </w:hyperlink>
-      <w:bookmarkEnd w:id="71"/>
+      <w:bookmarkEnd w:id="72"/>
     </w:p>
     <w:p>
       <w:pPr>
@@ -22764,7 +22990,7 @@
           <w:szCs w:val="24"/>
         </w:rPr>
       </w:pPr>
-      <w:bookmarkStart w:id="72" w:name="_Ref176547292"/>
+      <w:bookmarkStart w:id="73" w:name="_Ref176547292"/>
       <w:proofErr w:type="spellStart"/>
       <w:r>
         <w:rPr>
@@ -22819,7 +23045,7 @@
         </w:rPr>
         <w:t xml:space="preserve">. </w:t>
       </w:r>
-      <w:hyperlink r:id="rId53" w:tgtFrame="_new" w:history="1">
+      <w:hyperlink r:id="rId54" w:tgtFrame="_new" w:history="1">
         <w:r>
           <w:rPr>
             <w:rStyle w:val="Hyperlink"/>
@@ -22830,7 +23056,7 @@
           <w:t>https://doi.org/10.1007/978-1-4842-9259-4</w:t>
         </w:r>
       </w:hyperlink>
-      <w:bookmarkEnd w:id="72"/>
+      <w:bookmarkEnd w:id="73"/>
     </w:p>
     <w:p>
       <w:pPr>
@@ -22840,15 +23066,13 @@
         </w:numPr>
         <w:spacing w:line="360" w:lineRule="auto"/>
         <w:rPr>
-          <w:rStyle w:val="Hyperlink"/>
-          <w:rFonts w:asciiTheme="majorBidi" w:hAnsiTheme="majorBidi" w:cstheme="majorBidi"/>
-          <w:color w:val="auto"/>
-          <w:sz w:val="24"/>
-          <w:szCs w:val="24"/>
-          <w:u w:val="none"/>
-        </w:rPr>
-      </w:pPr>
-      <w:bookmarkStart w:id="73" w:name="_Ref176547184"/>
+          <w:rFonts w:asciiTheme="majorBidi" w:hAnsiTheme="majorBidi" w:cstheme="majorBidi"/>
+          <w:sz w:val="24"/>
+          <w:szCs w:val="24"/>
+          <w:rtl/>
+        </w:rPr>
+      </w:pPr>
+      <w:bookmarkStart w:id="74" w:name="_Ref176547184"/>
       <w:r>
         <w:rPr>
           <w:rFonts w:asciiTheme="majorBidi" w:hAnsiTheme="majorBidi" w:cstheme="majorBidi"/>
@@ -22875,7 +23099,7 @@
         </w:rPr>
         <w:t xml:space="preserve">. Morgan &amp; Claypool. </w:t>
       </w:r>
-      <w:hyperlink r:id="rId54" w:tgtFrame="_new" w:history="1">
+      <w:hyperlink r:id="rId55" w:tgtFrame="_new" w:history="1">
         <w:r>
           <w:rPr>
             <w:rStyle w:val="Hyperlink"/>
@@ -22886,84 +23110,7 @@
           <w:t>https://doi.org/10.1145/2841316</w:t>
         </w:r>
       </w:hyperlink>
-      <w:bookmarkEnd w:id="73"/>
-    </w:p>
-    <w:p>
-      <w:pPr>
-        <w:spacing w:line="360" w:lineRule="auto"/>
-        <w:rPr>
-          <w:rFonts w:asciiTheme="majorBidi" w:hAnsiTheme="majorBidi" w:cstheme="majorBidi"/>
-          <w:sz w:val="24"/>
-          <w:szCs w:val="24"/>
-        </w:rPr>
-      </w:pPr>
-    </w:p>
-    <w:p>
-      <w:pPr>
-        <w:pStyle w:val="Heading1"/>
-        <w:spacing w:line="360" w:lineRule="auto"/>
-        <w:rPr>
-          <w:rFonts w:asciiTheme="majorBidi" w:hAnsiTheme="majorBidi"/>
-          <w:b/>
-          <w:bCs/>
-          <w:color w:val="auto"/>
-          <w:sz w:val="28"/>
-          <w:szCs w:val="28"/>
-        </w:rPr>
-      </w:pPr>
-      <w:bookmarkStart w:id="74" w:name="_Toc189343534"/>
-      <w:r>
-        <w:rPr>
-          <w:rFonts w:asciiTheme="majorBidi" w:hAnsiTheme="majorBidi"/>
-          <w:b/>
-          <w:bCs/>
-          <w:color w:val="auto"/>
-          <w:sz w:val="28"/>
-          <w:szCs w:val="28"/>
-        </w:rPr>
-        <w:lastRenderedPageBreak/>
-        <w:t>11</w:t>
-      </w:r>
-      <w:r>
-        <w:rPr>
-          <w:rFonts w:asciiTheme="majorBidi" w:hAnsiTheme="majorBidi"/>
-          <w:b/>
-          <w:bCs/>
-          <w:color w:val="auto"/>
-          <w:sz w:val="28"/>
-          <w:szCs w:val="28"/>
-        </w:rPr>
-        <w:t xml:space="preserve">   </w:t>
-      </w:r>
-      <w:r>
-        <w:rPr>
-          <w:rFonts w:asciiTheme="majorBidi" w:hAnsiTheme="majorBidi"/>
-          <w:b/>
-          <w:bCs/>
-          <w:color w:val="auto"/>
-          <w:sz w:val="28"/>
-          <w:szCs w:val="28"/>
-        </w:rPr>
-        <w:t>GitHub Repository</w:t>
-      </w:r>
       <w:bookmarkEnd w:id="74"/>
-    </w:p>
-    <w:p>
-      <w:pPr>
-        <w:rPr>
-          <w:rtl/>
-          <w:lang w:bidi="ar-SA"/>
-        </w:rPr>
-      </w:pPr>
-      <w:hyperlink r:id="rId55" w:history="1">
-        <w:r>
-          <w:rPr>
-            <w:rStyle w:val="Hyperlink"/>
-            <w:lang w:bidi="ar-SA"/>
-          </w:rPr>
-          <w:t>https://github.com/daniarmag/ProofVerifier</w:t>
-        </w:r>
-      </w:hyperlink>
     </w:p>
     <w:sectPr>
       <w:footerReference w:type="default" r:id="rId56"/>
@@ -27817,7 +27964,7 @@
   <w:style w:type="paragraph" w:default="1" w:styleId="Normal">
     <w:name w:val="Normal"/>
     <w:qFormat/>
-    <w:rsid w:val="00FD6DFA"/>
+    <w:rsid w:val="00BD2E78"/>
   </w:style>
   <w:style w:type="paragraph" w:styleId="Heading1">
     <w:name w:val="heading 1"/>
@@ -27910,7 +28057,6 @@
   <w:style w:type="character" w:default="1" w:styleId="DefaultParagraphFont">
     <w:name w:val="Default Paragraph Font"/>
     <w:uiPriority w:val="1"/>
-    <w:semiHidden/>
     <w:unhideWhenUsed/>
   </w:style>
   <w:style w:type="table" w:default="1" w:styleId="TableNormal">
@@ -28589,7 +28735,7 @@
 </file>
 
 <file path=customXml/itemProps1.xml><?xml version="1.0" encoding="utf-8"?>
-<ds:datastoreItem xmlns:ds="http://schemas.openxmlformats.org/officeDocument/2006/customXml" ds:itemID="{3778E5B6-5D1D-4DF2-A37B-6F4C1891D4B2}">
+<ds:datastoreItem xmlns:ds="http://schemas.openxmlformats.org/officeDocument/2006/customXml" ds:itemID="{5EE12C7D-5E12-4C7D-8F76-F37F19BFF6B9}">
   <ds:schemaRefs>
     <ds:schemaRef ds:uri="http://schemas.openxmlformats.org/officeDocument/2006/bibliography"/>
   </ds:schemaRefs>
